--- a/Projects_Engineering_Course_HIT_ArchitecturalDesign.docx
+++ b/Projects_Engineering_Course_HIT_ArchitecturalDesign.docx
@@ -6,56 +6,6 @@
       <w:pPr>
         <w:bidi/>
         <w:rPr>
-          <w:rtl/>
-        </w:rPr>
-      </w:pPr>
-      <w:r>
-        <w:rPr>
-          <w:rFonts w:hint="cs"/>
-          <w:rtl/>
-        </w:rPr>
-        <w:t>מסמך ארכיטקטורה-</w:t>
-      </w:r>
-    </w:p>
-    <w:p>
-      <w:pPr>
-        <w:bidi/>
-        <w:rPr>
-          <w:rtl/>
-        </w:rPr>
-      </w:pPr>
-      <w:r>
-        <w:t xml:space="preserve">m Activity – </w:t>
-      </w:r>
-      <w:r>
-        <w:rPr>
-          <w:rtl/>
-        </w:rPr>
-        <w:t>במודל זה עליכם להציג לפחות 3 תהליכים עסקיים שייושמו במערכת העתידית )בדומה למה שלמדנו</w:t>
-      </w:r>
-    </w:p>
-    <w:p>
-      <w:pPr>
-        <w:bidi/>
-        <w:rPr>
-          <w:rtl/>
-        </w:rPr>
-      </w:pPr>
-      <w:r>
-        <w:t>Activity</w:t>
-      </w:r>
-      <w:r>
-        <w:rPr>
-          <w:rFonts w:hint="cs"/>
-          <w:rtl/>
-        </w:rPr>
-        <w:t xml:space="preserve"> ראשון-</w:t>
-      </w:r>
-    </w:p>
-    <w:p>
-      <w:pPr>
-        <w:bidi/>
-        <w:rPr>
           <w:b/>
           <w:bCs/>
           <w:rtl/>
@@ -63,18 +13,67 @@
       </w:pPr>
       <w:r>
         <w:rPr>
-          <w:rFonts w:cs="Arial"/>
+          <w:rFonts w:hint="cs"/>
           <w:b/>
           <w:bCs/>
           <w:rtl/>
         </w:rPr>
+        <w:t>מסמך ארכיטקטורה-</w:t>
+      </w:r>
+    </w:p>
+    <w:p>
+      <w:pPr>
+        <w:bidi/>
+        <w:rPr>
+          <w:rtl/>
+        </w:rPr>
+      </w:pPr>
+      <w:r>
+        <w:t xml:space="preserve">m Activity – </w:t>
+      </w:r>
+      <w:r>
+        <w:rPr>
+          <w:rtl/>
+        </w:rPr>
+        <w:t>במודל זה עליכם להציג לפחות 3 תהליכים עסקיים שייושמו במערכת העתידית )בדומה למה שלמדנו</w:t>
+      </w:r>
+    </w:p>
+    <w:p>
+      <w:pPr>
+        <w:pStyle w:val="Heading2"/>
+        <w:bidi/>
+        <w:rPr>
+          <w:rtl/>
+        </w:rPr>
+      </w:pPr>
+      <w:r>
+        <w:t>Activity</w:t>
+      </w:r>
+      <w:r>
+        <w:rPr>
+          <w:rFonts w:hint="cs"/>
+          <w:rtl/>
+        </w:rPr>
+        <w:t xml:space="preserve"> -</w:t>
+      </w:r>
+    </w:p>
+    <w:p>
+      <w:pPr>
+        <w:pStyle w:val="Heading3"/>
+        <w:bidi/>
+        <w:rPr>
+          <w:rtl/>
+        </w:rPr>
+      </w:pPr>
+      <w:r>
+        <w:rPr>
+          <w:rtl/>
+        </w:rPr>
         <w:t>התחברות / הרשמה</w:t>
       </w:r>
       <w:r>
         <w:rPr>
-          <w:rFonts w:cs="Arial" w:hint="cs"/>
-          <w:b/>
-          <w:bCs/>
+          <w:rFonts w:hint="cs"/>
           <w:rtl/>
         </w:rPr>
         <w:t>:</w:t>
@@ -92,9 +91,9 @@
           <w:noProof/>
         </w:rPr>
         <w:drawing>
-          <wp:inline distT="0" distB="0" distL="0" distR="0" wp14:anchorId="4D1CE5BF" wp14:editId="5865E9A0">
-            <wp:extent cx="4380933" cy="3434539"/>
-            <wp:effectExtent l="0" t="0" r="635" b="0"/>
+          <wp:inline distT="0" distB="0" distL="0" distR="0" wp14:anchorId="4D1CE5BF" wp14:editId="0F8AE351">
+            <wp:extent cx="3715328" cy="2912723"/>
+            <wp:effectExtent l="0" t="0" r="0" b="2540"/>
             <wp:docPr id="182828414" name="Picture 3"/>
             <wp:cNvGraphicFramePr>
               <a:graphicFrameLocks xmlns:a="http://schemas.openxmlformats.org/drawingml/2006/main" noChangeAspect="1"/>
@@ -124,7 +123,7 @@
                   <pic:spPr bwMode="auto">
                     <a:xfrm>
                       <a:off x="0" y="0"/>
-                      <a:ext cx="4386200" cy="3438669"/>
+                      <a:ext cx="3723935" cy="2919470"/>
                     </a:xfrm>
                     <a:prstGeom prst="rect">
                       <a:avLst/>
@@ -145,18 +144,77 @@
       <w:pPr>
         <w:bidi/>
         <w:rPr>
-          <w:b/>
-          <w:bCs/>
+          <w:rtl/>
+        </w:rPr>
+      </w:pPr>
+      <w:r>
+        <w:rPr>
+          <w:noProof/>
+        </w:rPr>
+        <w:drawing>
+          <wp:inline distT="0" distB="0" distL="0" distR="0" wp14:anchorId="670F5728" wp14:editId="61C3F846">
+            <wp:extent cx="5213048" cy="3401291"/>
+            <wp:effectExtent l="0" t="0" r="6985" b="8890"/>
+            <wp:docPr id="1989776920" name="Picture 10"/>
+            <wp:cNvGraphicFramePr>
+              <a:graphicFrameLocks xmlns:a="http://schemas.openxmlformats.org/drawingml/2006/main" noChangeAspect="1"/>
+            </wp:cNvGraphicFramePr>
+            <a:graphic xmlns:a="http://schemas.openxmlformats.org/drawingml/2006/main">
+              <a:graphicData uri="http://schemas.openxmlformats.org/drawingml/2006/picture">
+                <pic:pic xmlns:pic="http://schemas.openxmlformats.org/drawingml/2006/picture">
+                  <pic:nvPicPr>
+                    <pic:cNvPr id="0" name="Picture 19"/>
+                    <pic:cNvPicPr>
+                      <a:picLocks noChangeAspect="1" noChangeArrowheads="1"/>
+                    </pic:cNvPicPr>
+                  </pic:nvPicPr>
+                  <pic:blipFill>
+                    <a:blip r:embed="rId5">
+                      <a:extLst>
+                        <a:ext uri="{28A0092B-C50C-407E-A947-70E740481C1C}">
+                          <a14:useLocalDpi xmlns:a14="http://schemas.microsoft.com/office/drawing/2010/main" val="0"/>
+                        </a:ext>
+                      </a:extLst>
+                    </a:blip>
+                    <a:srcRect/>
+                    <a:stretch>
+                      <a:fillRect/>
+                    </a:stretch>
+                  </pic:blipFill>
+                  <pic:spPr bwMode="auto">
+                    <a:xfrm>
+                      <a:off x="0" y="0"/>
+                      <a:ext cx="5216190" cy="3403341"/>
+                    </a:xfrm>
+                    <a:prstGeom prst="rect">
+                      <a:avLst/>
+                    </a:prstGeom>
+                    <a:noFill/>
+                    <a:ln>
+                      <a:noFill/>
+                    </a:ln>
+                  </pic:spPr>
+                </pic:pic>
+              </a:graphicData>
+            </a:graphic>
+          </wp:inline>
+        </w:drawing>
+      </w:r>
+    </w:p>
+    <w:p>
+      <w:pPr>
+        <w:pStyle w:val="Heading3"/>
+        <w:bidi/>
+        <w:rPr>
           <w:rtl/>
         </w:rPr>
       </w:pPr>
       <w:r>
         <w:rPr>
           <w:rFonts w:hint="cs"/>
-          <w:b/>
-          <w:bCs/>
-          <w:rtl/>
-        </w:rPr>
+          <w:rtl/>
+        </w:rPr>
+        <w:lastRenderedPageBreak/>
         <w:t>ניהול מחזור חיים של משימה:</w:t>
       </w:r>
     </w:p>
@@ -189,7 +247,7 @@
                     </pic:cNvPicPr>
                   </pic:nvPicPr>
                   <pic:blipFill>
-                    <a:blip r:embed="rId5" cstate="print">
+                    <a:blip r:embed="rId6" cstate="print">
                       <a:extLst>
                         <a:ext uri="{28A0092B-C50C-407E-A947-70E740481C1C}">
                           <a14:useLocalDpi xmlns:a14="http://schemas.microsoft.com/office/drawing/2010/main" val="0"/>
@@ -225,7 +283,6 @@
       <w:pPr>
         <w:bidi/>
         <w:rPr>
-          <w:rFonts w:hint="cs"/>
           <w:b/>
           <w:bCs/>
           <w:rtl/>
@@ -233,13 +290,81 @@
       </w:pPr>
       <w:r>
         <w:rPr>
+          <w:noProof/>
+        </w:rPr>
+        <w:drawing>
+          <wp:inline distT="0" distB="0" distL="0" distR="0" wp14:anchorId="63A4D8DB" wp14:editId="1D5D3831">
+            <wp:extent cx="5943600" cy="2595245"/>
+            <wp:effectExtent l="0" t="0" r="0" b="0"/>
+            <wp:docPr id="2046145595" name="Picture 11"/>
+            <wp:cNvGraphicFramePr>
+              <a:graphicFrameLocks xmlns:a="http://schemas.openxmlformats.org/drawingml/2006/main" noChangeAspect="1"/>
+            </wp:cNvGraphicFramePr>
+            <a:graphic xmlns:a="http://schemas.openxmlformats.org/drawingml/2006/main">
+              <a:graphicData uri="http://schemas.openxmlformats.org/drawingml/2006/picture">
+                <pic:pic xmlns:pic="http://schemas.openxmlformats.org/drawingml/2006/picture">
+                  <pic:nvPicPr>
+                    <pic:cNvPr id="0" name="Picture 21"/>
+                    <pic:cNvPicPr>
+                      <a:picLocks noChangeAspect="1" noChangeArrowheads="1"/>
+                    </pic:cNvPicPr>
+                  </pic:nvPicPr>
+                  <pic:blipFill>
+                    <a:blip r:embed="rId7" cstate="print">
+                      <a:extLst>
+                        <a:ext uri="{28A0092B-C50C-407E-A947-70E740481C1C}">
+                          <a14:useLocalDpi xmlns:a14="http://schemas.microsoft.com/office/drawing/2010/main" val="0"/>
+                        </a:ext>
+                      </a:extLst>
+                    </a:blip>
+                    <a:srcRect/>
+                    <a:stretch>
+                      <a:fillRect/>
+                    </a:stretch>
+                  </pic:blipFill>
+                  <pic:spPr bwMode="auto">
+                    <a:xfrm>
+                      <a:off x="0" y="0"/>
+                      <a:ext cx="5943600" cy="2595245"/>
+                    </a:xfrm>
+                    <a:prstGeom prst="rect">
+                      <a:avLst/>
+                    </a:prstGeom>
+                    <a:noFill/>
+                    <a:ln>
+                      <a:noFill/>
+                    </a:ln>
+                  </pic:spPr>
+                </pic:pic>
+              </a:graphicData>
+            </a:graphic>
+          </wp:inline>
+        </w:drawing>
+      </w:r>
+    </w:p>
+    <w:p>
+      <w:pPr>
+        <w:pStyle w:val="Heading3"/>
+        <w:bidi/>
+        <w:rPr>
           <w:rFonts w:hint="cs"/>
-          <w:b/>
-          <w:bCs/>
+          <w:rtl/>
+        </w:rPr>
+      </w:pPr>
+      <w:r>
+        <w:rPr>
+          <w:rFonts w:hint="cs"/>
           <w:rtl/>
         </w:rPr>
         <w:lastRenderedPageBreak/>
         <w:t>תהליך יצירת משימה / באג</w:t>
+      </w:r>
+      <w:r>
+        <w:rPr>
+          <w:rFonts w:hint="cs"/>
+          <w:rtl/>
+        </w:rPr>
+        <w:t>:</w:t>
       </w:r>
     </w:p>
     <w:p>
@@ -271,7 +396,7 @@
                     </pic:cNvPicPr>
                   </pic:nvPicPr>
                   <pic:blipFill>
-                    <a:blip r:embed="rId6">
+                    <a:blip r:embed="rId8">
                       <a:extLst>
                         <a:ext uri="{28A0092B-C50C-407E-A947-70E740481C1C}">
                           <a14:useLocalDpi xmlns:a14="http://schemas.microsoft.com/office/drawing/2010/main" val="0"/>
@@ -302,9 +427,70 @@
           </wp:inline>
         </w:drawing>
       </w:r>
-    </w:p>
-    <w:p>
-      <w:r>
+      <w:r>
+        <w:rPr>
+          <w:noProof/>
+        </w:rPr>
+        <w:drawing>
+          <wp:inline distT="0" distB="0" distL="0" distR="0" wp14:anchorId="5AC64BF6" wp14:editId="7798AC68">
+            <wp:extent cx="2465365" cy="6380018"/>
+            <wp:effectExtent l="0" t="0" r="0" b="1905"/>
+            <wp:docPr id="1185938870" name="Picture 9"/>
+            <wp:cNvGraphicFramePr>
+              <a:graphicFrameLocks xmlns:a="http://schemas.openxmlformats.org/drawingml/2006/main" noChangeAspect="1"/>
+            </wp:cNvGraphicFramePr>
+            <a:graphic xmlns:a="http://schemas.openxmlformats.org/drawingml/2006/main">
+              <a:graphicData uri="http://schemas.openxmlformats.org/drawingml/2006/picture">
+                <pic:pic xmlns:pic="http://schemas.openxmlformats.org/drawingml/2006/picture">
+                  <pic:nvPicPr>
+                    <pic:cNvPr id="0" name="Picture 17"/>
+                    <pic:cNvPicPr>
+                      <a:picLocks noChangeAspect="1" noChangeArrowheads="1"/>
+                    </pic:cNvPicPr>
+                  </pic:nvPicPr>
+                  <pic:blipFill>
+                    <a:blip r:embed="rId9">
+                      <a:extLst>
+                        <a:ext uri="{28A0092B-C50C-407E-A947-70E740481C1C}">
+                          <a14:useLocalDpi xmlns:a14="http://schemas.microsoft.com/office/drawing/2010/main" val="0"/>
+                        </a:ext>
+                      </a:extLst>
+                    </a:blip>
+                    <a:srcRect/>
+                    <a:stretch>
+                      <a:fillRect/>
+                    </a:stretch>
+                  </pic:blipFill>
+                  <pic:spPr bwMode="auto">
+                    <a:xfrm>
+                      <a:off x="0" y="0"/>
+                      <a:ext cx="2474927" cy="6404763"/>
+                    </a:xfrm>
+                    <a:prstGeom prst="rect">
+                      <a:avLst/>
+                    </a:prstGeom>
+                    <a:noFill/>
+                    <a:ln>
+                      <a:noFill/>
+                    </a:ln>
+                  </pic:spPr>
+                </pic:pic>
+              </a:graphicData>
+            </a:graphic>
+          </wp:inline>
+        </w:drawing>
+      </w:r>
+    </w:p>
+    <w:p>
+      <w:pPr>
+        <w:rPr>
+          <w:rtl/>
+        </w:rPr>
+      </w:pPr>
+      <w:r>
+        <w:rPr>
+          <w:rtl/>
+        </w:rPr>
         <w:br w:type="page"/>
       </w:r>
     </w:p>
@@ -312,8 +498,15 @@
       <w:pPr>
         <w:bidi/>
       </w:pPr>
-      <w:r>
-        <w:lastRenderedPageBreak/>
+    </w:p>
+    <w:p>
+      <w:pPr>
+        <w:bidi/>
+        <w:rPr>
+          <w:rtl/>
+        </w:rPr>
+      </w:pPr>
+      <w:r>
         <w:t xml:space="preserve">diagrams Sequence – </w:t>
       </w:r>
       <w:r>
@@ -343,18 +536,33 @@
     </w:p>
     <w:p>
       <w:pPr>
-        <w:bidi/>
-        <w:rPr>
-          <w:b/>
-          <w:bCs/>
-        </w:rPr>
-      </w:pPr>
-      <w:r>
-        <w:rPr>
-          <w:b/>
-          <w:bCs/>
-        </w:rPr>
+        <w:pStyle w:val="Heading2"/>
+        <w:bidi/>
+      </w:pPr>
+      <w:r>
+        <w:t>Sequence</w:t>
+      </w:r>
+      <w:r>
+        <w:t xml:space="preserve"> </w:t>
+      </w:r>
+      <w:r>
+        <w:t>diagrams</w:t>
+      </w:r>
+    </w:p>
+    <w:p>
+      <w:pPr>
+        <w:pStyle w:val="Heading3"/>
+        <w:bidi/>
+      </w:pPr>
+      <w:r>
         <w:t>Create Task / Bug</w:t>
+      </w:r>
+      <w:r>
+        <w:rPr>
+          <w:rFonts w:hint="cs"/>
+          <w:rtl/>
+        </w:rPr>
+        <w:t>:</w:t>
       </w:r>
     </w:p>
     <w:p>
@@ -383,7 +591,7 @@
                     </pic:cNvPicPr>
                   </pic:nvPicPr>
                   <pic:blipFill>
-                    <a:blip r:embed="rId7" cstate="print">
+                    <a:blip r:embed="rId10" cstate="print">
                       <a:extLst>
                         <a:ext uri="{28A0092B-C50C-407E-A947-70E740481C1C}">
                           <a14:useLocalDpi xmlns:a14="http://schemas.microsoft.com/office/drawing/2010/main" val="0"/>
@@ -423,6 +631,7 @@
         <w:rPr>
           <w:noProof/>
         </w:rPr>
+        <w:lastRenderedPageBreak/>
         <w:drawing>
           <wp:inline distT="0" distB="0" distL="0" distR="0" wp14:anchorId="22CC3DAD" wp14:editId="0DB84455">
             <wp:extent cx="3220109" cy="3107267"/>
@@ -441,7 +650,7 @@
                     </pic:cNvPicPr>
                   </pic:nvPicPr>
                   <pic:blipFill>
-                    <a:blip r:embed="rId8" cstate="print">
+                    <a:blip r:embed="rId11" cstate="print">
                       <a:extLst>
                         <a:ext uri="{28A0092B-C50C-407E-A947-70E740481C1C}">
                           <a14:useLocalDpi xmlns:a14="http://schemas.microsoft.com/office/drawing/2010/main" val="0"/>
@@ -480,6 +689,7 @@
     </w:p>
     <w:p>
       <w:pPr>
+        <w:pStyle w:val="Heading3"/>
         <w:bidi/>
         <w:rPr>
           <w:rFonts w:hint="cs"/>
@@ -489,6 +699,13 @@
       <w:r>
         <w:lastRenderedPageBreak/>
         <w:t>User Login</w:t>
+      </w:r>
+      <w:r>
+        <w:rPr>
+          <w:rFonts w:hint="cs"/>
+          <w:rtl/>
+        </w:rPr>
+        <w:t>:</w:t>
       </w:r>
     </w:p>
     <w:p>
@@ -520,7 +737,7 @@
                     </pic:cNvPicPr>
                   </pic:nvPicPr>
                   <pic:blipFill>
-                    <a:blip r:embed="rId9">
+                    <a:blip r:embed="rId12">
                       <a:extLst>
                         <a:ext uri="{28A0092B-C50C-407E-A947-70E740481C1C}">
                           <a14:useLocalDpi xmlns:a14="http://schemas.microsoft.com/office/drawing/2010/main" val="0"/>
@@ -554,34 +771,45 @@
     </w:p>
     <w:p>
       <w:pPr>
+        <w:pStyle w:val="Heading3"/>
+        <w:bidi/>
+        <w:rPr>
+          <w:rtl/>
+        </w:rPr>
+      </w:pPr>
+      <w:r>
+        <w:lastRenderedPageBreak/>
+        <w:t>Search</w:t>
+      </w:r>
+      <w:r>
+        <w:rPr>
+          <w:rFonts w:hint="cs"/>
+          <w:rtl/>
+        </w:rPr>
+        <w:t xml:space="preserve"> </w:t>
+      </w:r>
+      <w:r>
+        <w:t>Filter</w:t>
+      </w:r>
+      <w:r>
+        <w:rPr>
+          <w:rFonts w:hint="cs"/>
+          <w:rtl/>
+        </w:rPr>
+        <w:t>:</w:t>
+      </w:r>
+    </w:p>
+    <w:p>
+      <w:pPr>
         <w:jc w:val="right"/>
         <w:rPr>
           <w:rtl/>
         </w:rPr>
       </w:pPr>
       <w:r>
-        <w:t>Search</w:t>
-      </w:r>
-      <w:r>
-        <w:rPr>
-          <w:rFonts w:hint="cs"/>
-          <w:rtl/>
-        </w:rPr>
-        <w:t xml:space="preserve"> </w:t>
-      </w:r>
-      <w:r>
-        <w:t>Filter</w:t>
-      </w:r>
-    </w:p>
-    <w:p>
-      <w:pPr>
-        <w:jc w:val="right"/>
-      </w:pPr>
-      <w:r>
         <w:rPr>
           <w:noProof/>
         </w:rPr>
-        <w:lastRenderedPageBreak/>
         <w:drawing>
           <wp:inline distT="0" distB="0" distL="0" distR="0" wp14:anchorId="75D63ADD" wp14:editId="29CB8252">
             <wp:extent cx="5943600" cy="6162040"/>
@@ -600,7 +828,7 @@
                     </pic:cNvPicPr>
                   </pic:nvPicPr>
                   <pic:blipFill>
-                    <a:blip r:embed="rId10">
+                    <a:blip r:embed="rId13">
                       <a:extLst>
                         <a:ext uri="{28A0092B-C50C-407E-A947-70E740481C1C}">
                           <a14:useLocalDpi xmlns:a14="http://schemas.microsoft.com/office/drawing/2010/main" val="0"/>
@@ -616,6 +844,178 @@
                     <a:xfrm>
                       <a:off x="0" y="0"/>
                       <a:ext cx="5943600" cy="6162040"/>
+                    </a:xfrm>
+                    <a:prstGeom prst="rect">
+                      <a:avLst/>
+                    </a:prstGeom>
+                    <a:noFill/>
+                    <a:ln>
+                      <a:noFill/>
+                    </a:ln>
+                  </pic:spPr>
+                </pic:pic>
+              </a:graphicData>
+            </a:graphic>
+          </wp:inline>
+        </w:drawing>
+      </w:r>
+    </w:p>
+    <w:p>
+      <w:pPr>
+        <w:jc w:val="right"/>
+        <w:rPr>
+          <w:rtl/>
+        </w:rPr>
+      </w:pPr>
+    </w:p>
+    <w:p>
+      <w:r>
+        <w:br w:type="page"/>
+      </w:r>
+    </w:p>
+    <w:p>
+      <w:pPr>
+        <w:pStyle w:val="Heading2"/>
+        <w:bidi/>
+      </w:pPr>
+      <w:r>
+        <w:lastRenderedPageBreak/>
+        <w:t>Class Diagram</w:t>
+      </w:r>
+    </w:p>
+    <w:p>
+      <w:pPr>
+        <w:jc w:val="right"/>
+        <w:rPr>
+          <w:rFonts w:hint="cs"/>
+          <w:rtl/>
+        </w:rPr>
+      </w:pPr>
+      <w:hyperlink r:id="rId14" w:history="1">
+        <w:r>
+          <w:rPr>
+            <w:rStyle w:val="Hyperlink"/>
+            <w:rtl/>
+          </w:rPr>
+          <w:t>קישור לתמונה</w:t>
+        </w:r>
+      </w:hyperlink>
+    </w:p>
+    <w:p>
+      <w:pPr>
+        <w:jc w:val="right"/>
+      </w:pPr>
+      <w:r>
+        <w:rPr>
+          <w:noProof/>
+        </w:rPr>
+        <w:drawing>
+          <wp:inline distT="0" distB="0" distL="0" distR="0" wp14:anchorId="61AB15B5" wp14:editId="24484DD9">
+            <wp:extent cx="5829688" cy="2067907"/>
+            <wp:effectExtent l="0" t="0" r="0" b="8890"/>
+            <wp:docPr id="1537501519" name="Picture 13"/>
+            <wp:cNvGraphicFramePr>
+              <a:graphicFrameLocks xmlns:a="http://schemas.openxmlformats.org/drawingml/2006/main" noChangeAspect="1"/>
+            </wp:cNvGraphicFramePr>
+            <a:graphic xmlns:a="http://schemas.openxmlformats.org/drawingml/2006/main">
+              <a:graphicData uri="http://schemas.openxmlformats.org/drawingml/2006/picture">
+                <pic:pic xmlns:pic="http://schemas.openxmlformats.org/drawingml/2006/picture">
+                  <pic:nvPicPr>
+                    <pic:cNvPr id="0" name="Picture 2"/>
+                    <pic:cNvPicPr>
+                      <a:picLocks noChangeAspect="1" noChangeArrowheads="1"/>
+                    </pic:cNvPicPr>
+                  </pic:nvPicPr>
+                  <pic:blipFill>
+                    <a:blip r:embed="rId15" cstate="print">
+                      <a:extLst>
+                        <a:ext uri="{28A0092B-C50C-407E-A947-70E740481C1C}">
+                          <a14:useLocalDpi xmlns:a14="http://schemas.microsoft.com/office/drawing/2010/main" val="0"/>
+                        </a:ext>
+                      </a:extLst>
+                    </a:blip>
+                    <a:srcRect/>
+                    <a:stretch>
+                      <a:fillRect/>
+                    </a:stretch>
+                  </pic:blipFill>
+                  <pic:spPr bwMode="auto">
+                    <a:xfrm>
+                      <a:off x="0" y="0"/>
+                      <a:ext cx="5847246" cy="2074135"/>
+                    </a:xfrm>
+                    <a:prstGeom prst="rect">
+                      <a:avLst/>
+                    </a:prstGeom>
+                    <a:noFill/>
+                  </pic:spPr>
+                </pic:pic>
+              </a:graphicData>
+            </a:graphic>
+          </wp:inline>
+        </w:drawing>
+      </w:r>
+    </w:p>
+    <w:p>
+      <w:pPr>
+        <w:pStyle w:val="Heading2"/>
+        <w:bidi/>
+      </w:pPr>
+      <w:r>
+        <w:t>Architectural Patterns</w:t>
+      </w:r>
+    </w:p>
+    <w:p>
+      <w:pPr>
+        <w:pStyle w:val="Heading3"/>
+        <w:bidi/>
+      </w:pPr>
+      <w:r>
+        <w:t>TaskMaster Pro - Layered Architecture Pattern</w:t>
+      </w:r>
+    </w:p>
+    <w:p>
+      <w:pPr>
+        <w:bidi/>
+      </w:pPr>
+      <w:r>
+        <w:rPr>
+          <w:noProof/>
+        </w:rPr>
+        <w:drawing>
+          <wp:inline distT="0" distB="0" distL="0" distR="0" wp14:anchorId="45AEF914" wp14:editId="5C58E5D1">
+            <wp:extent cx="5943600" cy="2804795"/>
+            <wp:effectExtent l="0" t="0" r="0" b="0"/>
+            <wp:docPr id="496833760" name="Picture 14"/>
+            <wp:cNvGraphicFramePr>
+              <a:graphicFrameLocks xmlns:a="http://schemas.openxmlformats.org/drawingml/2006/main" noChangeAspect="1"/>
+            </wp:cNvGraphicFramePr>
+            <a:graphic xmlns:a="http://schemas.openxmlformats.org/drawingml/2006/main">
+              <a:graphicData uri="http://schemas.openxmlformats.org/drawingml/2006/picture">
+                <pic:pic xmlns:pic="http://schemas.openxmlformats.org/drawingml/2006/picture">
+                  <pic:nvPicPr>
+                    <pic:cNvPr id="0" name="Picture 29"/>
+                    <pic:cNvPicPr>
+                      <a:picLocks noChangeAspect="1" noChangeArrowheads="1"/>
+                    </pic:cNvPicPr>
+                  </pic:nvPicPr>
+                  <pic:blipFill>
+                    <a:blip r:embed="rId16">
+                      <a:extLst>
+                        <a:ext uri="{28A0092B-C50C-407E-A947-70E740481C1C}">
+                          <a14:useLocalDpi xmlns:a14="http://schemas.microsoft.com/office/drawing/2010/main" val="0"/>
+                        </a:ext>
+                      </a:extLst>
+                    </a:blip>
+                    <a:srcRect/>
+                    <a:stretch>
+                      <a:fillRect/>
+                    </a:stretch>
+                  </pic:blipFill>
+                  <pic:spPr bwMode="auto">
+                    <a:xfrm>
+                      <a:off x="0" y="0"/>
+                      <a:ext cx="5943600" cy="2804795"/>
                     </a:xfrm>
                     <a:prstGeom prst="rect">
                       <a:avLst/>
@@ -1070,7 +1470,6 @@
     <w:next w:val="Normal"/>
     <w:link w:val="Heading2Char"/>
     <w:uiPriority w:val="9"/>
-    <w:semiHidden/>
     <w:unhideWhenUsed/>
     <w:qFormat/>
     <w:rsid w:val="00BA0B4A"/>
@@ -1093,7 +1492,6 @@
     <w:next w:val="Normal"/>
     <w:link w:val="Heading3Char"/>
     <w:uiPriority w:val="9"/>
-    <w:semiHidden/>
     <w:unhideWhenUsed/>
     <w:qFormat/>
     <w:rsid w:val="00BA0B4A"/>
@@ -1286,7 +1684,6 @@
     <w:basedOn w:val="DefaultParagraphFont"/>
     <w:link w:val="Heading2"/>
     <w:uiPriority w:val="9"/>
-    <w:semiHidden/>
     <w:rsid w:val="00BA0B4A"/>
     <w:rPr>
       <w:rFonts w:asciiTheme="majorHAnsi" w:eastAsiaTheme="majorEastAsia" w:hAnsiTheme="majorHAnsi" w:cstheme="majorBidi"/>
@@ -1300,7 +1697,6 @@
     <w:basedOn w:val="DefaultParagraphFont"/>
     <w:link w:val="Heading3"/>
     <w:uiPriority w:val="9"/>
-    <w:semiHidden/>
     <w:rsid w:val="00BA0B4A"/>
     <w:rPr>
       <w:rFonts w:eastAsiaTheme="majorEastAsia" w:cstheme="majorBidi"/>
@@ -1556,6 +1952,29 @@
       <w:smallCaps/>
       <w:color w:val="0F4761" w:themeColor="accent1" w:themeShade="BF"/>
       <w:spacing w:val="5"/>
+    </w:rPr>
+  </w:style>
+  <w:style w:type="character" w:styleId="Hyperlink">
+    <w:name w:val="Hyperlink"/>
+    <w:basedOn w:val="DefaultParagraphFont"/>
+    <w:uiPriority w:val="99"/>
+    <w:unhideWhenUsed/>
+    <w:rsid w:val="00C27FA5"/>
+    <w:rPr>
+      <w:color w:val="467886" w:themeColor="hyperlink"/>
+      <w:u w:val="single"/>
+    </w:rPr>
+  </w:style>
+  <w:style w:type="character" w:styleId="UnresolvedMention">
+    <w:name w:val="Unresolved Mention"/>
+    <w:basedOn w:val="DefaultParagraphFont"/>
+    <w:uiPriority w:val="99"/>
+    <w:semiHidden/>
+    <w:unhideWhenUsed/>
+    <w:rsid w:val="00C27FA5"/>
+    <w:rPr>
+      <w:color w:val="605E5C"/>
+      <w:shd w:val="clear" w:color="auto" w:fill="E1DFDD"/>
     </w:rPr>
   </w:style>
 </w:styles>

--- a/Projects_Engineering_Course_HIT_ArchitecturalDesign.docx
+++ b/Projects_Engineering_Course_HIT_ArchitecturalDesign.docx
@@ -5,37 +5,132 @@
     <w:p>
       <w:pPr>
         <w:bidi/>
-        <w:rPr>
-          <w:b/>
-          <w:bCs/>
-          <w:rtl/>
-        </w:rPr>
-      </w:pPr>
-      <w:r>
-        <w:rPr>
-          <w:rFonts w:hint="cs"/>
-          <w:b/>
-          <w:bCs/>
-          <w:rtl/>
-        </w:rPr>
-        <w:t>מסמך ארכיטקטורה-</w:t>
+        <w:jc w:val="center"/>
+        <w:rPr>
+          <w:rFonts w:ascii="Calibri" w:hAnsi="Calibri" w:cs="Calibri"/>
+          <w:b/>
+          <w:bCs/>
+          <w:sz w:val="32"/>
+          <w:szCs w:val="32"/>
+          <w:rtl/>
+        </w:rPr>
+      </w:pPr>
+      <w:r>
+        <w:rPr>
+          <w:rFonts w:ascii="Calibri" w:hAnsi="Calibri" w:cs="Calibri"/>
+          <w:b/>
+          <w:bCs/>
+          <w:sz w:val="32"/>
+          <w:szCs w:val="32"/>
+          <w:rtl/>
+        </w:rPr>
+        <w:t>מסמך ארכיטקטורה</w:t>
       </w:r>
     </w:p>
     <w:p>
       <w:pPr>
         <w:bidi/>
-        <w:rPr>
-          <w:rtl/>
-        </w:rPr>
-      </w:pPr>
-      <w:r>
-        <w:t xml:space="preserve">m Activity – </w:t>
-      </w:r>
-      <w:r>
-        <w:rPr>
-          <w:rtl/>
-        </w:rPr>
-        <w:t>במודל זה עליכם להציג לפחות 3 תהליכים עסקיים שייושמו במערכת העתידית )בדומה למה שלמדנו</w:t>
+      </w:pPr>
+      <w:r>
+        <w:rPr>
+          <w:rtl/>
+        </w:rPr>
+        <w:t>מגישים</w:t>
+      </w:r>
+      <w:r>
+        <w:t xml:space="preserve">  :</w:t>
+      </w:r>
+      <w:r>
+        <w:rPr>
+          <w:rtl/>
+        </w:rPr>
+        <w:t>ליאור משיח</w:t>
+      </w:r>
+      <w:r>
+        <w:rPr>
+          <w:rFonts w:hint="cs"/>
+          <w:rtl/>
+        </w:rPr>
+        <w:t xml:space="preserve"> </w:t>
+      </w:r>
+      <w:r>
+        <w:rPr>
+          <w:rtl/>
+        </w:rPr>
+        <w:t>–</w:t>
+      </w:r>
+      <w:r>
+        <w:rPr>
+          <w:rFonts w:hint="cs"/>
+          <w:rtl/>
+        </w:rPr>
+        <w:t xml:space="preserve"> ת"ז 206173072</w:t>
+      </w:r>
+      <w:r>
+        <w:rPr>
+          <w:rtl/>
+        </w:rPr>
+        <w:t>, גולן קצב</w:t>
+      </w:r>
+      <w:r>
+        <w:rPr>
+          <w:rFonts w:hint="cs"/>
+          <w:rtl/>
+        </w:rPr>
+        <w:t xml:space="preserve"> </w:t>
+      </w:r>
+      <w:r>
+        <w:rPr>
+          <w:rtl/>
+        </w:rPr>
+        <w:t>–</w:t>
+      </w:r>
+      <w:r>
+        <w:rPr>
+          <w:rFonts w:hint="cs"/>
+          <w:rtl/>
+        </w:rPr>
+        <w:t xml:space="preserve"> ת"ז</w:t>
+      </w:r>
+      <w:r>
+        <w:rPr>
+          <w:rFonts w:hint="cs"/>
+          <w:rtl/>
+        </w:rPr>
+        <w:t xml:space="preserve"> 209187509</w:t>
+      </w:r>
+      <w:r>
+        <w:rPr>
+          <w:rtl/>
+        </w:rPr>
+        <w:t>, לוטם קמחי</w:t>
+      </w:r>
+      <w:r>
+        <w:rPr>
+          <w:rFonts w:hint="cs"/>
+          <w:rtl/>
+        </w:rPr>
+        <w:t xml:space="preserve"> </w:t>
+      </w:r>
+      <w:r>
+        <w:rPr>
+          <w:rtl/>
+        </w:rPr>
+        <w:t>–</w:t>
+      </w:r>
+      <w:r>
+        <w:rPr>
+          <w:rFonts w:hint="cs"/>
+          <w:rtl/>
+        </w:rPr>
+        <w:t xml:space="preserve"> ת"ז</w:t>
+      </w:r>
+      <w:r>
+        <w:rPr>
+          <w:rFonts w:hint="cs"/>
+          <w:rtl/>
+        </w:rPr>
+        <w:t xml:space="preserve"> 318173481</w:t>
       </w:r>
     </w:p>
     <w:p>
@@ -43,37 +138,335 @@
         <w:pStyle w:val="Heading2"/>
         <w:bidi/>
         <w:rPr>
-          <w:rtl/>
-        </w:rPr>
-      </w:pPr>
-      <w:r>
-        <w:t>Activity</w:t>
-      </w:r>
-      <w:r>
-        <w:rPr>
-          <w:rFonts w:hint="cs"/>
-          <w:rtl/>
-        </w:rPr>
-        <w:t xml:space="preserve"> -</w:t>
+          <w:rFonts w:ascii="Calibri" w:hAnsi="Calibri" w:cs="Calibri"/>
+          <w:rtl/>
+        </w:rPr>
+      </w:pPr>
+      <w:r>
+        <w:rPr>
+          <w:rFonts w:ascii="Calibri" w:hAnsi="Calibri" w:cs="Calibri"/>
+          <w:rtl/>
+        </w:rPr>
+        <w:t>הקדמה</w:t>
       </w:r>
     </w:p>
     <w:p>
       <w:pPr>
+        <w:bidi/>
+        <w:rPr>
+          <w:rFonts w:ascii="Calibri" w:hAnsi="Calibri" w:cs="Calibri"/>
+        </w:rPr>
+      </w:pPr>
+      <w:r>
+        <w:rPr>
+          <w:rFonts w:ascii="Calibri" w:hAnsi="Calibri" w:cs="Calibri"/>
+          <w:b/>
+          <w:bCs/>
+          <w:rtl/>
+        </w:rPr>
+        <w:t>מבוא ומטרת המסמך</w:t>
+      </w:r>
+      <w:r>
+        <w:rPr>
+          <w:rFonts w:ascii="Calibri" w:hAnsi="Calibri" w:cs="Calibri" w:hint="cs"/>
+          <w:b/>
+          <w:bCs/>
+          <w:rtl/>
+        </w:rPr>
+        <w:t>-</w:t>
+      </w:r>
+      <w:r>
+        <w:rPr>
+          <w:rFonts w:ascii="Calibri" w:hAnsi="Calibri" w:cs="Calibri"/>
+          <w:rtl/>
+        </w:rPr>
+        <w:t xml:space="preserve"> מסמך ארכיטקטורה זה מהווה את שלב התפר שבין אפיון הדרישות הפונקציונליות והלא-פונקציונליות של מערכת </w:t>
+      </w:r>
+      <w:proofErr w:type="spellStart"/>
+      <w:r>
+        <w:rPr>
+          <w:rFonts w:ascii="Calibri" w:hAnsi="Calibri" w:cs="Calibri"/>
+          <w:b/>
+          <w:bCs/>
+        </w:rPr>
+        <w:t>TaskMaster</w:t>
+      </w:r>
+      <w:proofErr w:type="spellEnd"/>
+      <w:r>
+        <w:rPr>
+          <w:rFonts w:ascii="Calibri" w:hAnsi="Calibri" w:cs="Calibri"/>
+          <w:b/>
+          <w:bCs/>
+        </w:rPr>
+        <w:t xml:space="preserve"> Pro</w:t>
+      </w:r>
+      <w:r>
+        <w:rPr>
+          <w:rFonts w:ascii="Calibri" w:hAnsi="Calibri" w:cs="Calibri"/>
+        </w:rPr>
+        <w:t xml:space="preserve"> </w:t>
+      </w:r>
+      <w:r>
+        <w:rPr>
+          <w:rFonts w:ascii="Calibri" w:hAnsi="Calibri" w:cs="Calibri" w:hint="cs"/>
+          <w:rtl/>
+        </w:rPr>
+        <w:t xml:space="preserve"> </w:t>
+      </w:r>
+      <w:r>
+        <w:rPr>
+          <w:rFonts w:ascii="Calibri" w:hAnsi="Calibri" w:cs="Calibri"/>
+          <w:rtl/>
+        </w:rPr>
+        <w:t>לבין מימושה בפועל</w:t>
+      </w:r>
+      <w:r>
+        <w:rPr>
+          <w:rFonts w:ascii="Calibri" w:hAnsi="Calibri" w:cs="Calibri" w:hint="cs"/>
+          <w:rtl/>
+        </w:rPr>
+        <w:t>.</w:t>
+      </w:r>
+      <w:r>
+        <w:rPr>
+          <w:rFonts w:ascii="Calibri" w:hAnsi="Calibri" w:cs="Calibri"/>
+        </w:rPr>
+        <w:t xml:space="preserve"> </w:t>
+      </w:r>
+      <w:r>
+        <w:rPr>
+          <w:rFonts w:ascii="Calibri" w:hAnsi="Calibri" w:cs="Calibri" w:hint="cs"/>
+          <w:rtl/>
+        </w:rPr>
+        <w:t xml:space="preserve"> </w:t>
+      </w:r>
+      <w:r>
+        <w:rPr>
+          <w:rFonts w:ascii="Calibri" w:hAnsi="Calibri" w:cs="Calibri"/>
+          <w:rtl/>
+        </w:rPr>
+        <w:t>מטרת המסמך היא לתרגם את הצרכים העסקיים של בעלי העניין ואת תרחישי השימוש המרכזיים למודלים טכנולוגיים מובנים</w:t>
+      </w:r>
+      <w:r>
+        <w:rPr>
+          <w:rFonts w:ascii="Calibri" w:hAnsi="Calibri" w:cs="Calibri"/>
+        </w:rPr>
+        <w:t xml:space="preserve">. </w:t>
+      </w:r>
+      <w:r>
+        <w:rPr>
+          <w:rFonts w:ascii="Calibri" w:hAnsi="Calibri" w:cs="Calibri"/>
+          <w:rtl/>
+        </w:rPr>
+        <w:t>במסגרת זו, נציג את המודלים הגרפיים השונים (</w:t>
+      </w:r>
+      <w:r>
+        <w:rPr>
+          <w:rFonts w:ascii="Calibri" w:hAnsi="Calibri" w:cs="Calibri"/>
+        </w:rPr>
+        <w:t>Activity</w:t>
+      </w:r>
+      <w:r>
+        <w:rPr>
+          <w:rFonts w:ascii="Calibri" w:hAnsi="Calibri" w:cs="Calibri" w:hint="cs"/>
+          <w:rtl/>
+        </w:rPr>
+        <w:t>,</w:t>
+      </w:r>
+      <w:r>
+        <w:rPr>
+          <w:rFonts w:ascii="Calibri" w:hAnsi="Calibri" w:cs="Calibri"/>
+        </w:rPr>
+        <w:t xml:space="preserve"> </w:t>
+      </w:r>
+      <w:r>
+        <w:rPr>
+          <w:rFonts w:ascii="Calibri" w:hAnsi="Calibri" w:cs="Calibri"/>
+        </w:rPr>
+        <w:t>Sequence</w:t>
+      </w:r>
+      <w:r>
+        <w:rPr>
+          <w:rFonts w:ascii="Calibri" w:hAnsi="Calibri" w:cs="Calibri" w:hint="cs"/>
+          <w:rtl/>
+        </w:rPr>
+        <w:t>,</w:t>
+      </w:r>
+      <w:r>
+        <w:rPr>
+          <w:rFonts w:ascii="Calibri" w:hAnsi="Calibri" w:cs="Calibri"/>
+        </w:rPr>
+        <w:t>Class</w:t>
+      </w:r>
+      <w:r>
+        <w:rPr>
+          <w:rFonts w:ascii="Calibri" w:hAnsi="Calibri" w:cs="Calibri" w:hint="cs"/>
+          <w:rtl/>
+        </w:rPr>
+        <w:t xml:space="preserve"> </w:t>
+      </w:r>
+      <w:r>
+        <w:rPr>
+          <w:rFonts w:ascii="Calibri" w:hAnsi="Calibri" w:cs="Calibri"/>
+          <w:rtl/>
+        </w:rPr>
+        <w:t xml:space="preserve">) המגדירים את התנהגות המערכת ואת המבנה הסטטי שלה, לצד ניתוח מעמיק של תבנית העיצוב </w:t>
+      </w:r>
+      <w:r>
+        <w:rPr>
+          <w:rFonts w:ascii="Calibri" w:hAnsi="Calibri" w:cs="Calibri" w:hint="cs"/>
+          <w:rtl/>
+        </w:rPr>
+        <w:t>הארכיטקטו</w:t>
+      </w:r>
+      <w:r>
+        <w:rPr>
+          <w:rFonts w:ascii="Calibri" w:hAnsi="Calibri" w:cs="Calibri" w:hint="cs"/>
+          <w:rtl/>
+        </w:rPr>
+        <w:t>נ</w:t>
+      </w:r>
+      <w:r>
+        <w:rPr>
+          <w:rFonts w:ascii="Calibri" w:hAnsi="Calibri" w:cs="Calibri" w:hint="cs"/>
+          <w:rtl/>
+        </w:rPr>
+        <w:t>ית</w:t>
+      </w:r>
+      <w:r>
+        <w:rPr>
+          <w:rFonts w:ascii="Calibri" w:hAnsi="Calibri" w:cs="Calibri"/>
+          <w:rtl/>
+        </w:rPr>
+        <w:t xml:space="preserve"> שנבחרה להובלת הפרויקט</w:t>
+      </w:r>
+      <w:r>
+        <w:rPr>
+          <w:rFonts w:ascii="Calibri" w:hAnsi="Calibri" w:cs="Calibri"/>
+        </w:rPr>
+        <w:t>.</w:t>
+      </w:r>
+    </w:p>
+    <w:p>
+      <w:pPr>
+        <w:tabs>
+          <w:tab w:val="right" w:pos="9360"/>
+        </w:tabs>
+        <w:rPr>
+          <w:rFonts w:ascii="Calibri" w:hAnsi="Calibri" w:cs="Calibri"/>
+          <w:rtl/>
+        </w:rPr>
+      </w:pPr>
+      <w:r>
+        <w:rPr>
+          <w:rFonts w:ascii="Calibri" w:hAnsi="Calibri" w:cs="Calibri"/>
+        </w:rPr>
+        <w:br w:type="page"/>
+      </w:r>
+    </w:p>
+    <w:p>
+      <w:pPr>
+        <w:pStyle w:val="Heading2"/>
+        <w:bidi/>
+        <w:jc w:val="both"/>
+        <w:rPr>
+          <w:rFonts w:ascii="Calibri" w:hAnsi="Calibri" w:cs="Calibri"/>
+          <w:rtl/>
+        </w:rPr>
+      </w:pPr>
+      <w:r>
+        <w:rPr>
+          <w:rFonts w:ascii="Calibri" w:hAnsi="Calibri" w:cs="Calibri"/>
+        </w:rPr>
+        <w:lastRenderedPageBreak/>
+        <w:t>Activity</w:t>
+      </w:r>
+      <w:r>
+        <w:rPr>
+          <w:rFonts w:ascii="Calibri" w:hAnsi="Calibri" w:cs="Calibri"/>
+        </w:rPr>
+        <w:t xml:space="preserve"> </w:t>
+      </w:r>
+      <w:r>
+        <w:rPr>
+          <w:rFonts w:ascii="Calibri" w:hAnsi="Calibri" w:cs="Calibri"/>
+        </w:rPr>
+        <w:t>diagram</w:t>
+      </w:r>
+      <w:r>
+        <w:rPr>
+          <w:rFonts w:ascii="Calibri" w:hAnsi="Calibri" w:cs="Calibri"/>
+          <w:rtl/>
+        </w:rPr>
+        <w:t xml:space="preserve"> </w:t>
+      </w:r>
+      <w:r>
+        <w:rPr>
+          <w:rFonts w:ascii="Calibri" w:hAnsi="Calibri" w:cs="Calibri"/>
+          <w:rtl/>
+        </w:rPr>
+        <w:t>–</w:t>
+      </w:r>
+    </w:p>
+    <w:p>
+      <w:pPr>
+        <w:bidi/>
+        <w:rPr>
+          <w:rFonts w:ascii="Calibri" w:hAnsi="Calibri" w:cs="Calibri"/>
+        </w:rPr>
+      </w:pPr>
+      <w:r>
+        <w:rPr>
+          <w:rFonts w:ascii="Calibri" w:hAnsi="Calibri" w:cs="Calibri"/>
+        </w:rPr>
+        <w:t>Activity diagram</w:t>
+      </w:r>
+      <w:r>
+        <w:rPr>
+          <w:rFonts w:ascii="Calibri" w:hAnsi="Calibri" w:cs="Calibri"/>
+          <w:rtl/>
+        </w:rPr>
+        <w:t xml:space="preserve"> מציגים את זרימת תהליכי העבודה</w:t>
+      </w:r>
+      <w:r>
+        <w:rPr>
+          <w:rFonts w:ascii="Calibri" w:hAnsi="Calibri" w:cs="Calibri"/>
+        </w:rPr>
+        <w:t xml:space="preserve"> (Workflow) </w:t>
+      </w:r>
+      <w:r>
+        <w:rPr>
+          <w:rFonts w:ascii="Calibri" w:hAnsi="Calibri" w:cs="Calibri"/>
+          <w:rtl/>
+        </w:rPr>
+        <w:t>והלוגיקה העסקית של המערכת מנקודת מבט דינמית. להלן פירוט שלושת התהליכים העסקיים המרכזיים שמופו במערכת</w:t>
+      </w:r>
+      <w:r>
+        <w:rPr>
+          <w:rFonts w:ascii="Calibri" w:hAnsi="Calibri" w:cs="Calibri"/>
+        </w:rPr>
+        <w:t>:</w:t>
+      </w:r>
+    </w:p>
+    <w:p>
+      <w:pPr>
         <w:pStyle w:val="Heading3"/>
         <w:bidi/>
-        <w:rPr>
-          <w:rtl/>
-        </w:rPr>
-      </w:pPr>
-      <w:r>
-        <w:rPr>
+        <w:jc w:val="both"/>
+        <w:rPr>
+          <w:rFonts w:ascii="Calibri" w:hAnsi="Calibri" w:cs="Calibri"/>
+        </w:rPr>
+      </w:pPr>
+      <w:r>
+        <w:rPr>
+          <w:rFonts w:ascii="Calibri" w:hAnsi="Calibri" w:cs="Calibri"/>
           <w:rtl/>
         </w:rPr>
         <w:t>התחברות / הרשמה</w:t>
       </w:r>
       <w:r>
         <w:rPr>
-          <w:rFonts w:hint="cs"/>
+          <w:rFonts w:ascii="Calibri" w:hAnsi="Calibri" w:cs="Calibri"/>
           <w:rtl/>
         </w:rPr>
         <w:t>:</w:t>
@@ -83,78 +476,142 @@
       <w:pPr>
         <w:bidi/>
         <w:rPr>
-          <w:rtl/>
-        </w:rPr>
-      </w:pPr>
-      <w:r>
-        <w:rPr>
-          <w:noProof/>
-        </w:rPr>
-        <w:drawing>
-          <wp:inline distT="0" distB="0" distL="0" distR="0" wp14:anchorId="4D1CE5BF" wp14:editId="0F8AE351">
-            <wp:extent cx="3715328" cy="2912723"/>
-            <wp:effectExtent l="0" t="0" r="0" b="2540"/>
-            <wp:docPr id="182828414" name="Picture 3"/>
-            <wp:cNvGraphicFramePr>
-              <a:graphicFrameLocks xmlns:a="http://schemas.openxmlformats.org/drawingml/2006/main" noChangeAspect="1"/>
-            </wp:cNvGraphicFramePr>
-            <a:graphic xmlns:a="http://schemas.openxmlformats.org/drawingml/2006/main">
-              <a:graphicData uri="http://schemas.openxmlformats.org/drawingml/2006/picture">
-                <pic:pic xmlns:pic="http://schemas.openxmlformats.org/drawingml/2006/picture">
-                  <pic:nvPicPr>
-                    <pic:cNvPr id="0" name="Picture 5"/>
-                    <pic:cNvPicPr>
-                      <a:picLocks noChangeAspect="1" noChangeArrowheads="1"/>
-                    </pic:cNvPicPr>
-                  </pic:nvPicPr>
-                  <pic:blipFill>
-                    <a:blip r:embed="rId4">
-                      <a:extLst>
-                        <a:ext uri="{28A0092B-C50C-407E-A947-70E740481C1C}">
-                          <a14:useLocalDpi xmlns:a14="http://schemas.microsoft.com/office/drawing/2010/main" val="0"/>
-                        </a:ext>
-                      </a:extLst>
-                    </a:blip>
-                    <a:srcRect/>
-                    <a:stretch>
-                      <a:fillRect/>
-                    </a:stretch>
-                  </pic:blipFill>
-                  <pic:spPr bwMode="auto">
-                    <a:xfrm>
-                      <a:off x="0" y="0"/>
-                      <a:ext cx="3723935" cy="2919470"/>
-                    </a:xfrm>
-                    <a:prstGeom prst="rect">
-                      <a:avLst/>
-                    </a:prstGeom>
-                    <a:noFill/>
-                    <a:ln>
-                      <a:noFill/>
-                    </a:ln>
-                  </pic:spPr>
-                </pic:pic>
-              </a:graphicData>
-            </a:graphic>
-          </wp:inline>
-        </w:drawing>
+          <w:rFonts w:ascii="Calibri" w:hAnsi="Calibri" w:cs="Calibri"/>
+        </w:rPr>
+      </w:pPr>
+      <w:r>
+        <w:rPr>
+          <w:rFonts w:ascii="Calibri" w:hAnsi="Calibri" w:cs="Calibri"/>
+          <w:b/>
+          <w:bCs/>
+          <w:rtl/>
+        </w:rPr>
+        <w:t>תהליך הרשמה והתחברות למערכת</w:t>
+      </w:r>
+      <w:r>
+        <w:rPr>
+          <w:rFonts w:ascii="Calibri" w:hAnsi="Calibri" w:cs="Calibri" w:hint="cs"/>
+          <w:b/>
+          <w:bCs/>
+          <w:rtl/>
+        </w:rPr>
+        <w:t>:</w:t>
+      </w:r>
+      <w:r>
+        <w:rPr>
+          <w:rFonts w:ascii="Calibri" w:hAnsi="Calibri" w:cs="Calibri" w:hint="cs"/>
+          <w:rtl/>
+        </w:rPr>
+        <w:t xml:space="preserve"> </w:t>
+      </w:r>
+      <w:r>
+        <w:rPr>
+          <w:rFonts w:ascii="Calibri" w:hAnsi="Calibri" w:cs="Calibri"/>
+          <w:rtl/>
+        </w:rPr>
+        <w:t>תרשים זה מתאר את תהליך אימות המשתמש</w:t>
+      </w:r>
+      <w:r>
+        <w:rPr>
+          <w:rFonts w:ascii="Calibri" w:hAnsi="Calibri" w:cs="Calibri"/>
+        </w:rPr>
+        <w:t xml:space="preserve">. </w:t>
+      </w:r>
+      <w:r>
+        <w:rPr>
+          <w:rFonts w:ascii="Calibri" w:hAnsi="Calibri" w:cs="Calibri"/>
+          <w:rtl/>
+        </w:rPr>
+        <w:t>הוא מציג את ההפרדה בין משתמש חדש הנדרש להזין סיסמה מאובטחת בת 8 תווים לפחות (העוברת</w:t>
+      </w:r>
+      <w:r>
+        <w:rPr>
+          <w:rFonts w:ascii="Calibri" w:hAnsi="Calibri" w:cs="Calibri" w:hint="cs"/>
+          <w:rtl/>
+        </w:rPr>
+        <w:t xml:space="preserve"> </w:t>
+      </w:r>
+      <w:r>
+        <w:rPr>
+          <w:rFonts w:ascii="Calibri" w:hAnsi="Calibri" w:cs="Calibri"/>
+        </w:rPr>
+        <w:t>Cryptographic Hashing</w:t>
+      </w:r>
+      <w:r>
+        <w:rPr>
+          <w:rFonts w:ascii="Calibri" w:hAnsi="Calibri" w:cs="Calibri"/>
+          <w:rtl/>
+        </w:rPr>
+        <w:t xml:space="preserve">) </w:t>
+      </w:r>
+      <w:r>
+        <w:rPr>
+          <w:rFonts w:ascii="Calibri" w:hAnsi="Calibri" w:cs="Calibri" w:hint="cs"/>
+          <w:rtl/>
+        </w:rPr>
+        <w:t xml:space="preserve">, </w:t>
+      </w:r>
+      <w:r>
+        <w:rPr>
+          <w:rFonts w:ascii="Calibri" w:hAnsi="Calibri" w:cs="Calibri"/>
+          <w:rtl/>
+        </w:rPr>
+        <w:t>לבין משתמש קיים העובר וולידציה מול מסד הנתונים המקומי</w:t>
+      </w:r>
+      <w:r>
+        <w:rPr>
+          <w:rFonts w:ascii="Calibri" w:hAnsi="Calibri" w:cs="Calibri"/>
+        </w:rPr>
+        <w:t xml:space="preserve">. </w:t>
+      </w:r>
+      <w:r>
+        <w:rPr>
+          <w:rFonts w:ascii="Calibri" w:hAnsi="Calibri" w:cs="Calibri"/>
+          <w:rtl/>
+        </w:rPr>
+        <w:t xml:space="preserve">התרשים </w:t>
+      </w:r>
+      <w:proofErr w:type="spellStart"/>
+      <w:r>
+        <w:rPr>
+          <w:rFonts w:ascii="Calibri" w:hAnsi="Calibri" w:cs="Calibri"/>
+          <w:rtl/>
+        </w:rPr>
+        <w:t>ממדל</w:t>
+      </w:r>
+      <w:proofErr w:type="spellEnd"/>
+      <w:r>
+        <w:rPr>
+          <w:rFonts w:ascii="Calibri" w:hAnsi="Calibri" w:cs="Calibri"/>
+          <w:rtl/>
+        </w:rPr>
+        <w:t xml:space="preserve"> את מנגנון האבטחה החוסם את החשבון ל-15 דקות לאחר 3 ניסיונות כושלים</w:t>
+      </w:r>
+      <w:r>
+        <w:rPr>
+          <w:rFonts w:ascii="Calibri" w:hAnsi="Calibri" w:cs="Calibri"/>
+        </w:rPr>
+        <w:t xml:space="preserve">. </w:t>
       </w:r>
     </w:p>
     <w:p>
       <w:pPr>
         <w:bidi/>
-        <w:rPr>
-          <w:rtl/>
-        </w:rPr>
-      </w:pPr>
-      <w:r>
-        <w:rPr>
+        <w:jc w:val="both"/>
+        <w:rPr>
+          <w:rFonts w:ascii="Calibri" w:hAnsi="Calibri" w:cs="Calibri"/>
+          <w:rtl/>
+        </w:rPr>
+      </w:pPr>
+      <w:r>
+        <w:rPr>
+          <w:rFonts w:ascii="Calibri" w:hAnsi="Calibri" w:cs="Calibri"/>
           <w:noProof/>
         </w:rPr>
         <w:drawing>
-          <wp:inline distT="0" distB="0" distL="0" distR="0" wp14:anchorId="670F5728" wp14:editId="61C3F846">
-            <wp:extent cx="5213048" cy="3401291"/>
-            <wp:effectExtent l="0" t="0" r="6985" b="8890"/>
+          <wp:inline distT="0" distB="0" distL="0" distR="0" wp14:anchorId="670F5728" wp14:editId="450E6851">
+            <wp:extent cx="5351240" cy="3491455"/>
+            <wp:effectExtent l="0" t="0" r="1905" b="0"/>
             <wp:docPr id="1989776920" name="Picture 10"/>
             <wp:cNvGraphicFramePr>
               <a:graphicFrameLocks xmlns:a="http://schemas.openxmlformats.org/drawingml/2006/main" noChangeAspect="1"/>
@@ -184,7 +641,7 @@
                   <pic:spPr bwMode="auto">
                     <a:xfrm>
                       <a:off x="0" y="0"/>
-                      <a:ext cx="5216190" cy="3403341"/>
+                      <a:ext cx="5363950" cy="3499748"/>
                     </a:xfrm>
                     <a:prstGeom prst="rect">
                       <a:avLst/>
@@ -203,15 +660,30 @@
     </w:p>
     <w:p>
       <w:pPr>
+        <w:rPr>
+          <w:rFonts w:ascii="Calibri" w:hAnsi="Calibri" w:cs="Calibri"/>
+        </w:rPr>
+      </w:pPr>
+      <w:r>
+        <w:rPr>
+          <w:rFonts w:ascii="Calibri" w:hAnsi="Calibri" w:cs="Calibri"/>
+          <w:rtl/>
+        </w:rPr>
+        <w:br w:type="page"/>
+      </w:r>
+    </w:p>
+    <w:p>
+      <w:pPr>
         <w:pStyle w:val="Heading3"/>
         <w:bidi/>
-        <w:rPr>
-          <w:rtl/>
-        </w:rPr>
-      </w:pPr>
-      <w:r>
-        <w:rPr>
-          <w:rFonts w:hint="cs"/>
+        <w:jc w:val="both"/>
+        <w:rPr>
+          <w:rFonts w:ascii="Calibri" w:hAnsi="Calibri" w:cs="Calibri"/>
+        </w:rPr>
+      </w:pPr>
+      <w:r>
+        <w:rPr>
+          <w:rFonts w:ascii="Calibri" w:hAnsi="Calibri" w:cs="Calibri"/>
           <w:rtl/>
         </w:rPr>
         <w:lastRenderedPageBreak/>
@@ -222,18 +694,237 @@
       <w:pPr>
         <w:bidi/>
         <w:rPr>
-          <w:rtl/>
-        </w:rPr>
-      </w:pPr>
-      <w:r>
-        <w:rPr>
+          <w:rFonts w:ascii="Calibri" w:hAnsi="Calibri" w:cs="Calibri"/>
+          <w:rtl/>
+        </w:rPr>
+      </w:pPr>
+      <w:r>
+        <w:rPr>
+          <w:rFonts w:ascii="Calibri" w:hAnsi="Calibri" w:cs="Calibri"/>
+          <w:b/>
+          <w:bCs/>
+          <w:rtl/>
+        </w:rPr>
+        <w:t>ניהול מחזור חיים של משימה</w:t>
+      </w:r>
+      <w:r>
+        <w:rPr>
+          <w:rFonts w:ascii="Calibri" w:hAnsi="Calibri" w:cs="Calibri" w:hint="cs"/>
+          <w:b/>
+          <w:bCs/>
+          <w:rtl/>
+        </w:rPr>
+        <w:t xml:space="preserve">: </w:t>
+      </w:r>
+      <w:r>
+        <w:rPr>
+          <w:rFonts w:ascii="Calibri" w:hAnsi="Calibri" w:cs="Calibri"/>
+          <w:rtl/>
+        </w:rPr>
+        <w:t>תרשים זה מפרט את הצעדים שמשתמש מורשה יכול לבצע מרגע בחירת משימה קיימת</w:t>
+      </w:r>
+      <w:r>
+        <w:rPr>
+          <w:rFonts w:ascii="Calibri" w:hAnsi="Calibri" w:cs="Calibri"/>
+        </w:rPr>
+        <w:t xml:space="preserve">. </w:t>
+      </w:r>
+      <w:r>
+        <w:rPr>
+          <w:rFonts w:ascii="Calibri" w:hAnsi="Calibri" w:cs="Calibri"/>
+          <w:rtl/>
+        </w:rPr>
+        <w:t xml:space="preserve">התהליך תומך בעריכת פרטים (כל עוד הסטטוס אינו "בוצע") </w:t>
+      </w:r>
+      <w:r>
+        <w:rPr>
+          <w:rFonts w:ascii="Calibri" w:hAnsi="Calibri" w:cs="Calibri"/>
+        </w:rPr>
+        <w:t xml:space="preserve">, </w:t>
+      </w:r>
+      <w:r>
+        <w:rPr>
+          <w:rFonts w:ascii="Calibri" w:hAnsi="Calibri" w:cs="Calibri"/>
+          <w:rtl/>
+        </w:rPr>
+        <w:t xml:space="preserve">עדכון סטטוסים </w:t>
+      </w:r>
+      <w:r>
+        <w:rPr>
+          <w:rFonts w:ascii="Calibri" w:hAnsi="Calibri" w:cs="Calibri" w:hint="cs"/>
+          <w:rtl/>
+        </w:rPr>
+        <w:t>("</w:t>
+      </w:r>
+      <w:r>
+        <w:rPr>
+          <w:rFonts w:ascii="Calibri" w:hAnsi="Calibri" w:cs="Calibri"/>
+          <w:rtl/>
+        </w:rPr>
+        <w:t>חדש</w:t>
+      </w:r>
+      <w:r>
+        <w:rPr>
+          <w:rFonts w:ascii="Calibri" w:hAnsi="Calibri" w:cs="Calibri"/>
+        </w:rPr>
+        <w:t xml:space="preserve">" </w:t>
+      </w:r>
+      <w:r>
+        <w:rPr>
+          <w:rFonts w:ascii="Calibri" w:hAnsi="Calibri" w:cs="Calibri" w:hint="cs"/>
+          <w:rtl/>
+        </w:rPr>
+        <w:t>-&gt;</w:t>
+      </w:r>
+      <w:r>
+        <w:rPr>
+          <w:rFonts w:ascii="Calibri" w:hAnsi="Calibri" w:cs="Calibri"/>
+        </w:rPr>
+        <w:t xml:space="preserve"> "</w:t>
+      </w:r>
+      <w:r>
+        <w:rPr>
+          <w:rFonts w:ascii="Calibri" w:hAnsi="Calibri" w:cs="Calibri"/>
+          <w:rtl/>
+        </w:rPr>
+        <w:t>בטיפול</w:t>
+      </w:r>
+      <w:r>
+        <w:rPr>
+          <w:rFonts w:ascii="Calibri" w:hAnsi="Calibri" w:cs="Calibri"/>
+        </w:rPr>
+        <w:t xml:space="preserve">" </w:t>
+      </w:r>
+      <w:r>
+        <w:rPr>
+          <w:rFonts w:ascii="Calibri" w:hAnsi="Calibri" w:cs="Calibri" w:hint="cs"/>
+          <w:rtl/>
+        </w:rPr>
+        <w:t>-&gt;</w:t>
+      </w:r>
+      <w:r>
+        <w:rPr>
+          <w:rFonts w:ascii="Calibri" w:hAnsi="Calibri" w:cs="Calibri"/>
+        </w:rPr>
+        <w:t xml:space="preserve"> "</w:t>
+      </w:r>
+      <w:r>
+        <w:rPr>
+          <w:rFonts w:ascii="Calibri" w:hAnsi="Calibri" w:cs="Calibri"/>
+          <w:rtl/>
+        </w:rPr>
+        <w:t>בוצע</w:t>
+      </w:r>
+      <w:r>
+        <w:rPr>
+          <w:rFonts w:ascii="Calibri" w:hAnsi="Calibri" w:cs="Calibri" w:hint="cs"/>
+          <w:rtl/>
+        </w:rPr>
+        <w:t>")</w:t>
+      </w:r>
+      <w:r>
+        <w:rPr>
+          <w:rFonts w:ascii="Calibri" w:hAnsi="Calibri" w:cs="Calibri"/>
+        </w:rPr>
+        <w:t xml:space="preserve"> </w:t>
+      </w:r>
+      <w:r>
+        <w:rPr>
+          <w:rFonts w:ascii="Calibri" w:hAnsi="Calibri" w:cs="Calibri" w:hint="cs"/>
+          <w:rtl/>
+        </w:rPr>
+        <w:t>,</w:t>
+      </w:r>
+      <w:r>
+        <w:rPr>
+          <w:rFonts w:ascii="Calibri" w:hAnsi="Calibri" w:cs="Calibri"/>
+        </w:rPr>
+        <w:t xml:space="preserve"> </w:t>
+      </w:r>
+      <w:r>
+        <w:rPr>
+          <w:rFonts w:ascii="Calibri" w:hAnsi="Calibri" w:cs="Calibri"/>
+          <w:rtl/>
+        </w:rPr>
+        <w:t>ותיעוד חותם זמן</w:t>
+      </w:r>
+      <w:r>
+        <w:rPr>
+          <w:rFonts w:ascii="Calibri" w:hAnsi="Calibri" w:cs="Calibri"/>
+        </w:rPr>
+        <w:t xml:space="preserve"> (Timestamp) </w:t>
+      </w:r>
+      <w:r>
+        <w:rPr>
+          <w:rFonts w:ascii="Calibri" w:hAnsi="Calibri" w:cs="Calibri"/>
+          <w:rtl/>
+        </w:rPr>
+        <w:t>אוטומטי בעת סגירת משימה</w:t>
+      </w:r>
+      <w:r>
+        <w:rPr>
+          <w:rFonts w:ascii="Calibri" w:hAnsi="Calibri" w:cs="Calibri"/>
+        </w:rPr>
+        <w:t xml:space="preserve">. </w:t>
+      </w:r>
+      <w:r>
+        <w:rPr>
+          <w:rFonts w:ascii="Calibri" w:hAnsi="Calibri" w:cs="Calibri"/>
+          <w:rtl/>
+        </w:rPr>
+        <w:t>כמו כן, מיוצג פה דיאלוג האישור</w:t>
+      </w:r>
+      <w:r>
+        <w:rPr>
+          <w:rFonts w:ascii="Calibri" w:hAnsi="Calibri" w:cs="Calibri"/>
+        </w:rPr>
+        <w:t xml:space="preserve"> (Confirmation) </w:t>
+      </w:r>
+      <w:r>
+        <w:rPr>
+          <w:rFonts w:ascii="Calibri" w:hAnsi="Calibri" w:cs="Calibri"/>
+          <w:rtl/>
+        </w:rPr>
+        <w:t>הנדרש לפני מחיקה פיזית</w:t>
+      </w:r>
+      <w:r>
+        <w:rPr>
+          <w:rFonts w:ascii="Calibri" w:hAnsi="Calibri" w:cs="Calibri"/>
+        </w:rPr>
+        <w:t xml:space="preserve">. </w:t>
+      </w:r>
+    </w:p>
+    <w:p>
+      <w:pPr>
+        <w:bidi/>
+        <w:jc w:val="both"/>
+        <w:rPr>
+          <w:rFonts w:ascii="Calibri" w:hAnsi="Calibri" w:cs="Calibri"/>
+          <w:rtl/>
+        </w:rPr>
+      </w:pPr>
+    </w:p>
+    <w:p>
+      <w:pPr>
+        <w:bidi/>
+        <w:jc w:val="both"/>
+        <w:rPr>
+          <w:rFonts w:ascii="Calibri" w:hAnsi="Calibri" w:cs="Calibri"/>
+          <w:b/>
+          <w:bCs/>
+          <w:rtl/>
+        </w:rPr>
+      </w:pPr>
+      <w:r>
+        <w:rPr>
+          <w:rFonts w:ascii="Calibri" w:hAnsi="Calibri" w:cs="Calibri"/>
           <w:noProof/>
         </w:rPr>
         <w:drawing>
-          <wp:inline distT="0" distB="0" distL="0" distR="0" wp14:anchorId="4D9087A7" wp14:editId="4339510D">
-            <wp:extent cx="5479561" cy="2742707"/>
-            <wp:effectExtent l="0" t="0" r="6985" b="635"/>
-            <wp:docPr id="611168437" name="Picture 4"/>
+          <wp:inline distT="0" distB="0" distL="0" distR="0" wp14:anchorId="63A4D8DB" wp14:editId="3D9A21DD">
+            <wp:extent cx="6298311" cy="2750128"/>
+            <wp:effectExtent l="0" t="0" r="7620" b="0"/>
+            <wp:docPr id="2046145595" name="Picture 11"/>
             <wp:cNvGraphicFramePr>
               <a:graphicFrameLocks xmlns:a="http://schemas.openxmlformats.org/drawingml/2006/main" noChangeAspect="1"/>
             </wp:cNvGraphicFramePr>
@@ -241,7 +932,7 @@
               <a:graphicData uri="http://schemas.openxmlformats.org/drawingml/2006/picture">
                 <pic:pic xmlns:pic="http://schemas.openxmlformats.org/drawingml/2006/picture">
                   <pic:nvPicPr>
-                    <pic:cNvPr id="0" name="Picture 7"/>
+                    <pic:cNvPr id="0" name="Picture 21"/>
                     <pic:cNvPicPr>
                       <a:picLocks noChangeAspect="1" noChangeArrowheads="1"/>
                     </pic:cNvPicPr>
@@ -262,7 +953,7 @@
                   <pic:spPr bwMode="auto">
                     <a:xfrm>
                       <a:off x="0" y="0"/>
-                      <a:ext cx="5496272" cy="2751071"/>
+                      <a:ext cx="6303568" cy="2752423"/>
                     </a:xfrm>
                     <a:prstGeom prst="rect">
                       <a:avLst/>
@@ -281,79 +972,34 @@
     </w:p>
     <w:p>
       <w:pPr>
-        <w:bidi/>
-        <w:rPr>
-          <w:b/>
-          <w:bCs/>
-          <w:rtl/>
-        </w:rPr>
-      </w:pPr>
-      <w:r>
-        <w:rPr>
-          <w:noProof/>
-        </w:rPr>
-        <w:drawing>
-          <wp:inline distT="0" distB="0" distL="0" distR="0" wp14:anchorId="63A4D8DB" wp14:editId="1D5D3831">
-            <wp:extent cx="5943600" cy="2595245"/>
-            <wp:effectExtent l="0" t="0" r="0" b="0"/>
-            <wp:docPr id="2046145595" name="Picture 11"/>
-            <wp:cNvGraphicFramePr>
-              <a:graphicFrameLocks xmlns:a="http://schemas.openxmlformats.org/drawingml/2006/main" noChangeAspect="1"/>
-            </wp:cNvGraphicFramePr>
-            <a:graphic xmlns:a="http://schemas.openxmlformats.org/drawingml/2006/main">
-              <a:graphicData uri="http://schemas.openxmlformats.org/drawingml/2006/picture">
-                <pic:pic xmlns:pic="http://schemas.openxmlformats.org/drawingml/2006/picture">
-                  <pic:nvPicPr>
-                    <pic:cNvPr id="0" name="Picture 21"/>
-                    <pic:cNvPicPr>
-                      <a:picLocks noChangeAspect="1" noChangeArrowheads="1"/>
-                    </pic:cNvPicPr>
-                  </pic:nvPicPr>
-                  <pic:blipFill>
-                    <a:blip r:embed="rId7" cstate="print">
-                      <a:extLst>
-                        <a:ext uri="{28A0092B-C50C-407E-A947-70E740481C1C}">
-                          <a14:useLocalDpi xmlns:a14="http://schemas.microsoft.com/office/drawing/2010/main" val="0"/>
-                        </a:ext>
-                      </a:extLst>
-                    </a:blip>
-                    <a:srcRect/>
-                    <a:stretch>
-                      <a:fillRect/>
-                    </a:stretch>
-                  </pic:blipFill>
-                  <pic:spPr bwMode="auto">
-                    <a:xfrm>
-                      <a:off x="0" y="0"/>
-                      <a:ext cx="5943600" cy="2595245"/>
-                    </a:xfrm>
-                    <a:prstGeom prst="rect">
-                      <a:avLst/>
-                    </a:prstGeom>
-                    <a:noFill/>
-                    <a:ln>
-                      <a:noFill/>
-                    </a:ln>
-                  </pic:spPr>
-                </pic:pic>
-              </a:graphicData>
-            </a:graphic>
-          </wp:inline>
-        </w:drawing>
+        <w:rPr>
+          <w:rFonts w:ascii="Calibri" w:hAnsi="Calibri" w:cs="Calibri"/>
+          <w:b/>
+          <w:bCs/>
+        </w:rPr>
+      </w:pPr>
+      <w:r>
+        <w:rPr>
+          <w:rFonts w:ascii="Calibri" w:hAnsi="Calibri" w:cs="Calibri"/>
+          <w:b/>
+          <w:bCs/>
+          <w:rtl/>
+        </w:rPr>
+        <w:br w:type="page"/>
       </w:r>
     </w:p>
     <w:p>
       <w:pPr>
         <w:pStyle w:val="Heading3"/>
         <w:bidi/>
-        <w:rPr>
-          <w:rFonts w:hint="cs"/>
-          <w:rtl/>
-        </w:rPr>
-      </w:pPr>
-      <w:r>
-        <w:rPr>
-          <w:rFonts w:hint="cs"/>
+        <w:jc w:val="both"/>
+        <w:rPr>
+          <w:rFonts w:ascii="Calibri" w:hAnsi="Calibri" w:cs="Calibri"/>
+        </w:rPr>
+      </w:pPr>
+      <w:r>
+        <w:rPr>
+          <w:rFonts w:ascii="Calibri" w:hAnsi="Calibri" w:cs="Calibri"/>
           <w:rtl/>
         </w:rPr>
         <w:lastRenderedPageBreak/>
@@ -361,7 +1007,7 @@
       </w:r>
       <w:r>
         <w:rPr>
-          <w:rFonts w:hint="cs"/>
+          <w:rFonts w:ascii="Calibri" w:hAnsi="Calibri" w:cs="Calibri"/>
           <w:rtl/>
         </w:rPr>
         <w:t>:</w:t>
@@ -369,70 +1015,117 @@
     </w:p>
     <w:p>
       <w:pPr>
+        <w:numPr>
+          <w:ilvl w:val="0"/>
+          <w:numId w:val="1"/>
+        </w:numPr>
         <w:bidi/>
         <w:rPr>
-          <w:rtl/>
-        </w:rPr>
-      </w:pPr>
-      <w:r>
-        <w:rPr>
+          <w:rFonts w:ascii="Calibri" w:hAnsi="Calibri" w:cs="Calibri"/>
+          <w:rtl/>
+        </w:rPr>
+      </w:pPr>
+      <w:r>
+        <w:rPr>
+          <w:rFonts w:ascii="Calibri" w:hAnsi="Calibri" w:cs="Calibri"/>
+          <w:b/>
+          <w:bCs/>
+          <w:rtl/>
+        </w:rPr>
+        <w:t>תהליך יצירת משימה / באג</w:t>
+      </w:r>
+      <w:r>
+        <w:rPr>
+          <w:rFonts w:ascii="Calibri" w:hAnsi="Calibri" w:cs="Calibri"/>
+          <w:b/>
+          <w:bCs/>
+        </w:rPr>
+        <w:t>:</w:t>
+      </w:r>
+      <w:r>
+        <w:rPr>
+          <w:rFonts w:ascii="Calibri" w:hAnsi="Calibri" w:cs="Calibri"/>
+        </w:rPr>
+        <w:t xml:space="preserve"> </w:t>
+      </w:r>
+      <w:r>
+        <w:rPr>
+          <w:rFonts w:ascii="Calibri" w:hAnsi="Calibri" w:cs="Calibri"/>
+          <w:rtl/>
+        </w:rPr>
+        <w:t>תרשים זה מציג את זרימת הנתונים בעת הזנת רשומה חדשה</w:t>
+      </w:r>
+      <w:r>
+        <w:rPr>
+          <w:rFonts w:ascii="Calibri" w:hAnsi="Calibri" w:cs="Calibri"/>
+        </w:rPr>
+        <w:t xml:space="preserve">. </w:t>
+      </w:r>
+      <w:r>
+        <w:rPr>
+          <w:rFonts w:ascii="Calibri" w:hAnsi="Calibri" w:cs="Calibri"/>
+          <w:rtl/>
+        </w:rPr>
+        <w:t>הלוגיקה מוודאת וולידציה של אורך הכותרת (עד 50 תווים) ותקינות תאריך היעד</w:t>
+      </w:r>
+      <w:r>
+        <w:rPr>
+          <w:rFonts w:ascii="Calibri" w:hAnsi="Calibri" w:cs="Calibri" w:hint="cs"/>
+          <w:rtl/>
+        </w:rPr>
+        <w:t xml:space="preserve">. </w:t>
+      </w:r>
+      <w:r>
+        <w:rPr>
+          <w:rFonts w:ascii="Calibri" w:hAnsi="Calibri" w:cs="Calibri"/>
+          <w:rtl/>
+        </w:rPr>
+        <w:t>במידה והרשומה מסווגת כ"באג", המערכת אוכפת שדה חובה ייעודי לתיעוד צעדי שחזור</w:t>
+      </w:r>
+      <w:r>
+        <w:rPr>
+          <w:rFonts w:ascii="Calibri" w:hAnsi="Calibri" w:cs="Calibri"/>
+        </w:rPr>
+        <w:t xml:space="preserve"> (Steps to Reproduce)</w:t>
+      </w:r>
+      <w:r>
+        <w:rPr>
+          <w:rFonts w:ascii="Calibri" w:hAnsi="Calibri" w:cs="Calibri" w:hint="cs"/>
+          <w:rtl/>
+        </w:rPr>
+        <w:t>.</w:t>
+      </w:r>
+      <w:r>
+        <w:rPr>
+          <w:rFonts w:ascii="Calibri" w:hAnsi="Calibri" w:cs="Calibri"/>
+        </w:rPr>
+        <w:t xml:space="preserve"> </w:t>
+      </w:r>
+    </w:p>
+    <w:p>
+      <w:pPr>
+        <w:bidi/>
+        <w:jc w:val="both"/>
+        <w:rPr>
+          <w:rFonts w:ascii="Calibri" w:hAnsi="Calibri" w:cs="Calibri"/>
+        </w:rPr>
+      </w:pPr>
+    </w:p>
+    <w:p>
+      <w:pPr>
+        <w:bidi/>
+        <w:jc w:val="both"/>
+        <w:rPr>
+          <w:rFonts w:ascii="Calibri" w:hAnsi="Calibri" w:cs="Calibri"/>
+        </w:rPr>
+      </w:pPr>
+      <w:r>
+        <w:rPr>
+          <w:rFonts w:ascii="Calibri" w:hAnsi="Calibri" w:cs="Calibri"/>
           <w:noProof/>
         </w:rPr>
         <w:drawing>
-          <wp:inline distT="0" distB="0" distL="0" distR="0" wp14:anchorId="2E6C497B" wp14:editId="706E6B05">
-            <wp:extent cx="2153454" cy="5897880"/>
-            <wp:effectExtent l="0" t="0" r="0" b="7620"/>
-            <wp:docPr id="367880536" name="Picture 1"/>
-            <wp:cNvGraphicFramePr>
-              <a:graphicFrameLocks xmlns:a="http://schemas.openxmlformats.org/drawingml/2006/main" noChangeAspect="1"/>
-            </wp:cNvGraphicFramePr>
-            <a:graphic xmlns:a="http://schemas.openxmlformats.org/drawingml/2006/main">
-              <a:graphicData uri="http://schemas.openxmlformats.org/drawingml/2006/picture">
-                <pic:pic xmlns:pic="http://schemas.openxmlformats.org/drawingml/2006/picture">
-                  <pic:nvPicPr>
-                    <pic:cNvPr id="0" name="Picture 1"/>
-                    <pic:cNvPicPr>
-                      <a:picLocks noChangeAspect="1" noChangeArrowheads="1"/>
-                    </pic:cNvPicPr>
-                  </pic:nvPicPr>
-                  <pic:blipFill>
-                    <a:blip r:embed="rId8">
-                      <a:extLst>
-                        <a:ext uri="{28A0092B-C50C-407E-A947-70E740481C1C}">
-                          <a14:useLocalDpi xmlns:a14="http://schemas.microsoft.com/office/drawing/2010/main" val="0"/>
-                        </a:ext>
-                      </a:extLst>
-                    </a:blip>
-                    <a:srcRect/>
-                    <a:stretch>
-                      <a:fillRect/>
-                    </a:stretch>
-                  </pic:blipFill>
-                  <pic:spPr bwMode="auto">
-                    <a:xfrm>
-                      <a:off x="0" y="0"/>
-                      <a:ext cx="2155898" cy="5904574"/>
-                    </a:xfrm>
-                    <a:prstGeom prst="rect">
-                      <a:avLst/>
-                    </a:prstGeom>
-                    <a:noFill/>
-                    <a:ln>
-                      <a:noFill/>
-                    </a:ln>
-                  </pic:spPr>
-                </pic:pic>
-              </a:graphicData>
-            </a:graphic>
-          </wp:inline>
-        </w:drawing>
-      </w:r>
-      <w:r>
-        <w:rPr>
-          <w:noProof/>
-        </w:rPr>
-        <w:drawing>
-          <wp:inline distT="0" distB="0" distL="0" distR="0" wp14:anchorId="5AC64BF6" wp14:editId="7798AC68">
+          <wp:inline distT="0" distB="0" distL="0" distR="0" wp14:anchorId="5AC64BF6" wp14:editId="64EFE6F3">
             <wp:extent cx="2465365" cy="6380018"/>
             <wp:effectExtent l="0" t="0" r="0" b="1905"/>
             <wp:docPr id="1185938870" name="Picture 9"/>
@@ -449,7 +1142,7 @@
                     </pic:cNvPicPr>
                   </pic:nvPicPr>
                   <pic:blipFill>
-                    <a:blip r:embed="rId9">
+                    <a:blip r:embed="rId7">
                       <a:extLst>
                         <a:ext uri="{28A0092B-C50C-407E-A947-70E740481C1C}">
                           <a14:useLocalDpi xmlns:a14="http://schemas.microsoft.com/office/drawing/2010/main" val="0"/>
@@ -483,101 +1176,401 @@
     </w:p>
     <w:p>
       <w:pPr>
-        <w:rPr>
-          <w:rtl/>
-        </w:rPr>
-      </w:pPr>
-      <w:r>
-        <w:rPr>
-          <w:rtl/>
-        </w:rPr>
-        <w:br w:type="page"/>
+        <w:pStyle w:val="Heading2"/>
+        <w:bidi/>
+        <w:jc w:val="both"/>
+        <w:rPr>
+          <w:rFonts w:ascii="Calibri" w:hAnsi="Calibri" w:cs="Calibri"/>
+        </w:rPr>
+      </w:pPr>
+      <w:r>
+        <w:rPr>
+          <w:rFonts w:ascii="Calibri" w:hAnsi="Calibri" w:cs="Calibri"/>
+        </w:rPr>
+        <w:lastRenderedPageBreak/>
+        <w:t>Sequence</w:t>
+      </w:r>
+      <w:r>
+        <w:rPr>
+          <w:rFonts w:ascii="Calibri" w:hAnsi="Calibri" w:cs="Calibri"/>
+        </w:rPr>
+        <w:t xml:space="preserve"> </w:t>
+      </w:r>
+      <w:r>
+        <w:rPr>
+          <w:rFonts w:ascii="Calibri" w:hAnsi="Calibri" w:cs="Calibri"/>
+        </w:rPr>
+        <w:t>diagrams</w:t>
       </w:r>
     </w:p>
     <w:p>
       <w:pPr>
         <w:bidi/>
-      </w:pPr>
+        <w:rPr>
+          <w:rFonts w:ascii="Calibri" w:hAnsi="Calibri" w:cs="Calibri"/>
+          <w:rtl/>
+        </w:rPr>
+      </w:pPr>
+      <w:r>
+        <w:rPr>
+          <w:rFonts w:ascii="Calibri" w:hAnsi="Calibri" w:cs="Calibri"/>
+          <w:rtl/>
+        </w:rPr>
+        <w:t>תרשימי הרצף מתארים את האינטראקציה הדינמית בין האובייקטים השונים במערכת לאורך זמן, תוך הדגשת העברת ההודעות וקריאות ה</w:t>
+      </w:r>
+      <w:r>
+        <w:rPr>
+          <w:rFonts w:ascii="Calibri" w:hAnsi="Calibri" w:cs="Calibri" w:hint="cs"/>
+          <w:rtl/>
+        </w:rPr>
+        <w:t>-</w:t>
+      </w:r>
+      <w:r>
+        <w:rPr>
+          <w:rFonts w:ascii="Calibri" w:hAnsi="Calibri" w:cs="Calibri"/>
+        </w:rPr>
+        <w:t xml:space="preserve">API </w:t>
+      </w:r>
+      <w:r>
+        <w:rPr>
+          <w:rFonts w:ascii="Calibri" w:hAnsi="Calibri" w:cs="Calibri" w:hint="cs"/>
+          <w:rtl/>
+        </w:rPr>
+        <w:t xml:space="preserve"> </w:t>
+      </w:r>
+      <w:r>
+        <w:rPr>
+          <w:rFonts w:ascii="Calibri" w:hAnsi="Calibri" w:cs="Calibri"/>
+          <w:rtl/>
+        </w:rPr>
+        <w:t>בין השכבות</w:t>
+      </w:r>
+      <w:r>
+        <w:rPr>
+          <w:rFonts w:ascii="Calibri" w:hAnsi="Calibri" w:cs="Calibri"/>
+          <w:rtl/>
+        </w:rPr>
+        <w:t xml:space="preserve">. </w:t>
+      </w:r>
+      <w:r>
+        <w:rPr>
+          <w:rFonts w:ascii="Calibri" w:hAnsi="Calibri" w:cs="Calibri"/>
+          <w:rtl/>
+        </w:rPr>
+        <w:t>המודלים ממחישים כיצד ארבעת רכיבי הארכיטקטורה המרכזיים – שכבת הממשק</w:t>
+      </w:r>
+      <w:r>
+        <w:rPr>
+          <w:rFonts w:ascii="Calibri" w:hAnsi="Calibri" w:cs="Calibri" w:hint="cs"/>
+          <w:rtl/>
+        </w:rPr>
+        <w:t xml:space="preserve"> </w:t>
+      </w:r>
+      <w:r>
+        <w:rPr>
+          <w:rFonts w:ascii="Calibri" w:hAnsi="Calibri" w:cs="Calibri"/>
+        </w:rPr>
+        <w:t xml:space="preserve"> (</w:t>
+      </w:r>
+      <w:proofErr w:type="spellStart"/>
+      <w:r>
+        <w:rPr>
+          <w:rFonts w:ascii="Calibri" w:hAnsi="Calibri" w:cs="Calibri"/>
+        </w:rPr>
+        <w:t>UIController</w:t>
+      </w:r>
+      <w:proofErr w:type="spellEnd"/>
+      <w:r>
+        <w:rPr>
+          <w:rFonts w:ascii="Calibri" w:hAnsi="Calibri" w:cs="Calibri"/>
+        </w:rPr>
+        <w:t>)</w:t>
+      </w:r>
+      <w:r>
+        <w:rPr>
+          <w:rFonts w:ascii="Calibri" w:hAnsi="Calibri" w:cs="Calibri"/>
+          <w:rtl/>
+        </w:rPr>
+        <w:t>,</w:t>
+      </w:r>
+      <w:r>
+        <w:rPr>
+          <w:rFonts w:ascii="Calibri" w:hAnsi="Calibri" w:cs="Calibri"/>
+        </w:rPr>
+        <w:t xml:space="preserve"> </w:t>
+      </w:r>
+      <w:r>
+        <w:rPr>
+          <w:rFonts w:ascii="Calibri" w:hAnsi="Calibri" w:cs="Calibri"/>
+          <w:rtl/>
+        </w:rPr>
+        <w:t>שכבת הבקרה והוולידציה</w:t>
+      </w:r>
+      <w:r>
+        <w:rPr>
+          <w:rFonts w:ascii="Calibri" w:hAnsi="Calibri" w:cs="Calibri" w:hint="cs"/>
+          <w:rtl/>
+        </w:rPr>
+        <w:t xml:space="preserve"> </w:t>
+      </w:r>
+      <w:r>
+        <w:rPr>
+          <w:rFonts w:ascii="Calibri" w:hAnsi="Calibri" w:cs="Calibri"/>
+        </w:rPr>
+        <w:t xml:space="preserve"> (Validator)</w:t>
+      </w:r>
+      <w:r>
+        <w:rPr>
+          <w:rFonts w:ascii="Calibri" w:hAnsi="Calibri" w:cs="Calibri"/>
+          <w:rtl/>
+        </w:rPr>
+        <w:t>,</w:t>
+      </w:r>
+      <w:r>
+        <w:rPr>
+          <w:rFonts w:ascii="Calibri" w:hAnsi="Calibri" w:cs="Calibri"/>
+        </w:rPr>
+        <w:t xml:space="preserve"> </w:t>
+      </w:r>
+      <w:r>
+        <w:rPr>
+          <w:rFonts w:ascii="Calibri" w:hAnsi="Calibri" w:cs="Calibri"/>
+          <w:rtl/>
+        </w:rPr>
+        <w:t>שכבת הלוגיקה העסקית</w:t>
+      </w:r>
+      <w:r>
+        <w:rPr>
+          <w:rFonts w:ascii="Calibri" w:hAnsi="Calibri" w:cs="Calibri" w:hint="cs"/>
+          <w:rtl/>
+        </w:rPr>
+        <w:t xml:space="preserve"> </w:t>
+      </w:r>
+      <w:r>
+        <w:rPr>
+          <w:rFonts w:ascii="Calibri" w:hAnsi="Calibri" w:cs="Calibri"/>
+        </w:rPr>
+        <w:t xml:space="preserve"> (</w:t>
+      </w:r>
+      <w:proofErr w:type="spellStart"/>
+      <w:r>
+        <w:rPr>
+          <w:rFonts w:ascii="Calibri" w:hAnsi="Calibri" w:cs="Calibri"/>
+        </w:rPr>
+        <w:t>TaskService</w:t>
+      </w:r>
+      <w:proofErr w:type="spellEnd"/>
+      <w:r>
+        <w:rPr>
+          <w:rFonts w:ascii="Calibri" w:hAnsi="Calibri" w:cs="Calibri"/>
+        </w:rPr>
+        <w:t>/</w:t>
+      </w:r>
+      <w:proofErr w:type="spellStart"/>
+      <w:r>
+        <w:rPr>
+          <w:rFonts w:ascii="Calibri" w:hAnsi="Calibri" w:cs="Calibri"/>
+        </w:rPr>
+        <w:t>AuthService</w:t>
+      </w:r>
+      <w:proofErr w:type="spellEnd"/>
+      <w:r>
+        <w:rPr>
+          <w:rFonts w:ascii="Calibri" w:hAnsi="Calibri" w:cs="Calibri"/>
+        </w:rPr>
+        <w:t>)</w:t>
+      </w:r>
+      <w:r>
+        <w:rPr>
+          <w:rFonts w:ascii="Calibri" w:hAnsi="Calibri" w:cs="Calibri"/>
+          <w:rtl/>
+        </w:rPr>
+        <w:t>,</w:t>
+      </w:r>
+      <w:r>
+        <w:rPr>
+          <w:rFonts w:ascii="Calibri" w:hAnsi="Calibri" w:cs="Calibri"/>
+        </w:rPr>
+        <w:t xml:space="preserve"> </w:t>
+      </w:r>
+      <w:r>
+        <w:rPr>
+          <w:rFonts w:ascii="Calibri" w:hAnsi="Calibri" w:cs="Calibri"/>
+          <w:rtl/>
+        </w:rPr>
+        <w:t>ושכבות הגישה לנתונים והאחסון</w:t>
+      </w:r>
+      <w:r>
+        <w:rPr>
+          <w:rFonts w:ascii="Calibri" w:hAnsi="Calibri" w:cs="Calibri"/>
+        </w:rPr>
+        <w:t xml:space="preserve"> (</w:t>
+      </w:r>
+      <w:proofErr w:type="spellStart"/>
+      <w:r>
+        <w:rPr>
+          <w:rFonts w:ascii="Calibri" w:hAnsi="Calibri" w:cs="Calibri"/>
+        </w:rPr>
+        <w:t>TaskRepository</w:t>
+      </w:r>
+      <w:proofErr w:type="spellEnd"/>
+      <w:r>
+        <w:rPr>
+          <w:rFonts w:ascii="Calibri" w:hAnsi="Calibri" w:cs="Calibri"/>
+        </w:rPr>
+        <w:t>/</w:t>
+      </w:r>
+      <w:proofErr w:type="spellStart"/>
+      <w:r>
+        <w:rPr>
+          <w:rFonts w:ascii="Calibri" w:hAnsi="Calibri" w:cs="Calibri"/>
+        </w:rPr>
+        <w:t>FileStorage</w:t>
+      </w:r>
+      <w:proofErr w:type="spellEnd"/>
+      <w:r>
+        <w:rPr>
+          <w:rFonts w:ascii="Calibri" w:hAnsi="Calibri" w:cs="Calibri"/>
+        </w:rPr>
+        <w:t xml:space="preserve">) – </w:t>
+      </w:r>
+      <w:r>
+        <w:rPr>
+          <w:rFonts w:ascii="Calibri" w:hAnsi="Calibri" w:cs="Calibri"/>
+          <w:rtl/>
+        </w:rPr>
+        <w:t xml:space="preserve"> </w:t>
+      </w:r>
+      <w:r>
+        <w:rPr>
+          <w:rFonts w:ascii="Calibri" w:hAnsi="Calibri" w:cs="Calibri"/>
+          <w:rtl/>
+        </w:rPr>
+        <w:t>משתפים פעולה לצורך מימוש שלושה תרחישי שימוש מרכזיים</w:t>
+      </w:r>
+      <w:r>
+        <w:rPr>
+          <w:rFonts w:ascii="Calibri" w:hAnsi="Calibri" w:cs="Calibri" w:hint="cs"/>
+          <w:rtl/>
+        </w:rPr>
+        <w:t>.</w:t>
+      </w:r>
     </w:p>
     <w:p>
       <w:pPr>
+        <w:pStyle w:val="Heading3"/>
         <w:bidi/>
-        <w:rPr>
-          <w:rtl/>
-        </w:rPr>
-      </w:pPr>
-      <w:r>
-        <w:t xml:space="preserve">diagrams Sequence – </w:t>
-      </w:r>
-      <w:r>
-        <w:rPr>
-          <w:rtl/>
-        </w:rPr>
-        <w:t>בדיאגרמה זו עליכם לבחור 3</w:t>
-      </w:r>
-      <w:r>
-        <w:t xml:space="preserve"> Cases Use </w:t>
-      </w:r>
-      <w:r>
-        <w:rPr>
-          <w:rtl/>
-        </w:rPr>
-        <w:t>שייושמו במערכת העתידית ולתאר בצורה מפורטת את התהליך פנימי וחיצוני ע"פ הסטנדרטים שנלמדו והוצגו בכיתה</w:t>
-      </w:r>
-      <w:r>
-        <w:t xml:space="preserve">. </w:t>
-      </w:r>
-      <w:r>
-        <w:sym w:font="Symbol" w:char="F0B7"/>
-      </w:r>
-      <w:r>
-        <w:t xml:space="preserve"> diagrams Class </w:t>
+        <w:jc w:val="both"/>
+        <w:rPr>
+          <w:rFonts w:ascii="Calibri" w:hAnsi="Calibri" w:cs="Calibri"/>
+          <w:rtl/>
+        </w:rPr>
+      </w:pPr>
+      <w:r>
+        <w:rPr>
+          <w:rFonts w:ascii="Calibri" w:hAnsi="Calibri" w:cs="Calibri"/>
+          <w:rtl/>
+        </w:rPr>
+        <w:t>כניסת משתמש:</w:t>
       </w:r>
     </w:p>
     <w:p>
       <w:pPr>
-        <w:pStyle w:val="Heading2"/>
         <w:bidi/>
-      </w:pPr>
-      <w:r>
-        <w:t>Sequence</w:t>
-      </w:r>
-      <w:r>
-        <w:t xml:space="preserve"> </w:t>
-      </w:r>
-      <w:r>
-        <w:t>diagrams</w:t>
+        <w:rPr>
+          <w:rFonts w:ascii="Calibri" w:hAnsi="Calibri" w:cs="Calibri"/>
+        </w:rPr>
+      </w:pPr>
+      <w:r>
+        <w:rPr>
+          <w:rFonts w:ascii="Calibri" w:hAnsi="Calibri" w:cs="Calibri"/>
+          <w:b/>
+          <w:bCs/>
+          <w:rtl/>
+        </w:rPr>
+        <w:t>התחברות משתמש</w:t>
+      </w:r>
+      <w:r>
+        <w:rPr>
+          <w:rFonts w:ascii="Calibri" w:hAnsi="Calibri" w:cs="Calibri" w:hint="cs"/>
+          <w:b/>
+          <w:bCs/>
+          <w:rtl/>
+        </w:rPr>
+        <w:t xml:space="preserve"> </w:t>
+      </w:r>
+      <w:r>
+        <w:rPr>
+          <w:rFonts w:ascii="Calibri" w:hAnsi="Calibri" w:cs="Calibri"/>
+          <w:b/>
+          <w:bCs/>
+        </w:rPr>
+        <w:t xml:space="preserve"> (User Login)</w:t>
+      </w:r>
+      <w:r>
+        <w:rPr>
+          <w:rFonts w:ascii="Calibri" w:hAnsi="Calibri" w:cs="Calibri"/>
+          <w:b/>
+          <w:bCs/>
+          <w:rtl/>
+        </w:rPr>
+        <w:t>:</w:t>
+      </w:r>
+      <w:r>
+        <w:rPr>
+          <w:rFonts w:ascii="Calibri" w:hAnsi="Calibri" w:cs="Calibri"/>
+        </w:rPr>
+        <w:t xml:space="preserve"> </w:t>
+      </w:r>
+      <w:r>
+        <w:rPr>
+          <w:rFonts w:ascii="Calibri" w:hAnsi="Calibri" w:cs="Calibri"/>
+          <w:rtl/>
+        </w:rPr>
+        <w:t xml:space="preserve">זרימת הפעולות לבדיקת קיומו של המשתמש, בדיקת חסימות פעילות, וטעינת </w:t>
+      </w:r>
+      <w:proofErr w:type="spellStart"/>
+      <w:r>
+        <w:rPr>
+          <w:rFonts w:ascii="Calibri" w:hAnsi="Calibri" w:cs="Calibri"/>
+          <w:rtl/>
+        </w:rPr>
+        <w:t>הסשן</w:t>
+      </w:r>
+      <w:proofErr w:type="spellEnd"/>
+      <w:r>
+        <w:rPr>
+          <w:rFonts w:ascii="Calibri" w:hAnsi="Calibri" w:cs="Calibri"/>
+          <w:rtl/>
+        </w:rPr>
+        <w:t xml:space="preserve"> ותצוגת המשימות התואמות לתחום המקצועי שלו</w:t>
+      </w:r>
+      <w:r>
+        <w:rPr>
+          <w:rFonts w:ascii="Calibri" w:hAnsi="Calibri" w:cs="Calibri"/>
+        </w:rPr>
+        <w:t>.</w:t>
       </w:r>
     </w:p>
     <w:p>
       <w:pPr>
-        <w:pStyle w:val="Heading3"/>
         <w:bidi/>
-      </w:pPr>
-      <w:r>
-        <w:t>Create Task / Bug</w:t>
-      </w:r>
-      <w:r>
-        <w:rPr>
-          <w:rFonts w:hint="cs"/>
-          <w:rtl/>
-        </w:rPr>
-        <w:t>:</w:t>
-      </w:r>
-    </w:p>
-    <w:p>
-      <w:pPr>
-        <w:bidi/>
-      </w:pPr>
-      <w:r>
-        <w:rPr>
+        <w:jc w:val="both"/>
+        <w:rPr>
+          <w:rFonts w:ascii="Calibri" w:hAnsi="Calibri" w:cs="Calibri"/>
+          <w:rtl/>
+        </w:rPr>
+      </w:pPr>
+      <w:r>
+        <w:rPr>
+          <w:rFonts w:ascii="Calibri" w:hAnsi="Calibri" w:cs="Calibri"/>
           <w:noProof/>
         </w:rPr>
         <w:drawing>
-          <wp:inline distT="0" distB="0" distL="0" distR="0" wp14:anchorId="617248DF" wp14:editId="71221CA2">
-            <wp:extent cx="3603335" cy="3606800"/>
+          <wp:inline distT="0" distB="0" distL="0" distR="0" wp14:anchorId="59406473" wp14:editId="6D3B7AC0">
+            <wp:extent cx="5107499" cy="4904509"/>
             <wp:effectExtent l="0" t="0" r="0" b="0"/>
-            <wp:docPr id="1597653274" name="Picture 5"/>
+            <wp:docPr id="1959376986" name="Picture 7"/>
             <wp:cNvGraphicFramePr>
               <a:graphicFrameLocks xmlns:a="http://schemas.openxmlformats.org/drawingml/2006/main" noChangeAspect="1"/>
             </wp:cNvGraphicFramePr>
@@ -585,13 +1578,13 @@
               <a:graphicData uri="http://schemas.openxmlformats.org/drawingml/2006/picture">
                 <pic:pic xmlns:pic="http://schemas.openxmlformats.org/drawingml/2006/picture">
                   <pic:nvPicPr>
-                    <pic:cNvPr id="0" name="Picture 9"/>
+                    <pic:cNvPr id="0" name="Picture 13"/>
                     <pic:cNvPicPr>
                       <a:picLocks noChangeAspect="1" noChangeArrowheads="1"/>
                     </pic:cNvPicPr>
                   </pic:nvPicPr>
                   <pic:blipFill>
-                    <a:blip r:embed="rId10" cstate="print">
+                    <a:blip r:embed="rId8">
                       <a:extLst>
                         <a:ext uri="{28A0092B-C50C-407E-A947-70E740481C1C}">
                           <a14:useLocalDpi xmlns:a14="http://schemas.microsoft.com/office/drawing/2010/main" val="0"/>
@@ -606,7 +1599,7 @@
                   <pic:spPr bwMode="auto">
                     <a:xfrm>
                       <a:off x="0" y="0"/>
-                      <a:ext cx="3610694" cy="3614166"/>
+                      <a:ext cx="5112571" cy="4909380"/>
                     </a:xfrm>
                     <a:prstGeom prst="rect">
                       <a:avLst/>
@@ -625,17 +1618,131 @@
     </w:p>
     <w:p>
       <w:pPr>
+        <w:pStyle w:val="Heading3"/>
         <w:bidi/>
-      </w:pPr>
-      <w:r>
-        <w:rPr>
+        <w:jc w:val="both"/>
+        <w:rPr>
+          <w:rFonts w:ascii="Calibri" w:hAnsi="Calibri" w:cs="Calibri"/>
+          <w:rtl/>
+        </w:rPr>
+      </w:pPr>
+      <w:r>
+        <w:rPr>
+          <w:rFonts w:ascii="Calibri" w:hAnsi="Calibri" w:cs="Calibri"/>
+          <w:rtl/>
+        </w:rPr>
+        <w:t>יצירת משימה / באג:</w:t>
+      </w:r>
+    </w:p>
+    <w:p>
+      <w:pPr>
+        <w:bidi/>
+        <w:rPr>
+          <w:rFonts w:ascii="Calibri" w:hAnsi="Calibri" w:cs="Calibri"/>
+          <w:rtl/>
+        </w:rPr>
+      </w:pPr>
+      <w:r>
+        <w:rPr>
+          <w:rFonts w:ascii="Calibri" w:hAnsi="Calibri" w:cs="Calibri"/>
+          <w:b/>
+          <w:bCs/>
+          <w:rtl/>
+        </w:rPr>
+        <w:t>יצירת משימה / באג</w:t>
+      </w:r>
+      <w:r>
+        <w:rPr>
+          <w:rFonts w:ascii="Calibri" w:hAnsi="Calibri" w:cs="Calibri" w:hint="cs"/>
+          <w:b/>
+          <w:bCs/>
+          <w:rtl/>
+        </w:rPr>
+        <w:t xml:space="preserve"> </w:t>
+      </w:r>
+      <w:r>
+        <w:rPr>
+          <w:rFonts w:ascii="Calibri" w:hAnsi="Calibri" w:cs="Calibri"/>
+          <w:b/>
+          <w:bCs/>
+        </w:rPr>
+        <w:t xml:space="preserve"> (Create Task / Bug)</w:t>
+      </w:r>
+      <w:r>
+        <w:rPr>
+          <w:rFonts w:ascii="Calibri" w:hAnsi="Calibri" w:cs="Calibri"/>
+          <w:b/>
+          <w:bCs/>
+          <w:rtl/>
+        </w:rPr>
+        <w:t>:</w:t>
+      </w:r>
+      <w:r>
+        <w:rPr>
+          <w:rFonts w:ascii="Calibri" w:hAnsi="Calibri" w:cs="Calibri"/>
+        </w:rPr>
+        <w:t xml:space="preserve"> </w:t>
+      </w:r>
+      <w:r>
+        <w:rPr>
+          <w:rFonts w:ascii="Calibri" w:hAnsi="Calibri" w:cs="Calibri"/>
+          <w:rtl/>
+        </w:rPr>
+        <w:t>תהליך קבלת הקלט, הפעלת מנגנוני הוולידציה, הקצאת מזהה</w:t>
+      </w:r>
+      <w:r>
+        <w:rPr>
+          <w:rFonts w:ascii="Calibri" w:hAnsi="Calibri" w:cs="Calibri"/>
+        </w:rPr>
+        <w:t xml:space="preserve"> (ID) </w:t>
+      </w:r>
+      <w:r>
+        <w:rPr>
+          <w:rFonts w:ascii="Calibri" w:hAnsi="Calibri" w:cs="Calibri" w:hint="cs"/>
+          <w:rtl/>
+        </w:rPr>
+        <w:t xml:space="preserve"> </w:t>
+      </w:r>
+      <w:r>
+        <w:rPr>
+          <w:rFonts w:ascii="Calibri" w:hAnsi="Calibri" w:cs="Calibri"/>
+          <w:rtl/>
+        </w:rPr>
+        <w:t>אוטומטי ושמירה מקומית אמינה</w:t>
+      </w:r>
+      <w:r>
+        <w:rPr>
+          <w:rFonts w:ascii="Calibri" w:hAnsi="Calibri" w:cs="Calibri"/>
+        </w:rPr>
+        <w:t>.</w:t>
+      </w:r>
+    </w:p>
+    <w:p>
+      <w:pPr>
+        <w:bidi/>
+        <w:jc w:val="both"/>
+        <w:rPr>
+          <w:rFonts w:ascii="Calibri" w:hAnsi="Calibri" w:cs="Calibri"/>
+        </w:rPr>
+      </w:pPr>
+    </w:p>
+    <w:p>
+      <w:pPr>
+        <w:bidi/>
+        <w:jc w:val="both"/>
+        <w:rPr>
+          <w:rFonts w:ascii="Calibri" w:hAnsi="Calibri" w:cs="Calibri"/>
+        </w:rPr>
+      </w:pPr>
+      <w:r>
+        <w:rPr>
+          <w:rFonts w:ascii="Calibri" w:hAnsi="Calibri" w:cs="Calibri"/>
           <w:noProof/>
         </w:rPr>
-        <w:lastRenderedPageBreak/>
         <w:drawing>
-          <wp:inline distT="0" distB="0" distL="0" distR="0" wp14:anchorId="22CC3DAD" wp14:editId="0DB84455">
-            <wp:extent cx="3220109" cy="3107267"/>
-            <wp:effectExtent l="0" t="0" r="0" b="0"/>
+          <wp:inline distT="0" distB="0" distL="0" distR="0" wp14:anchorId="22CC3DAD" wp14:editId="1B5506E5">
+            <wp:extent cx="5408382" cy="5218856"/>
+            <wp:effectExtent l="0" t="0" r="1905" b="1270"/>
             <wp:docPr id="497879148" name="Picture 6"/>
             <wp:cNvGraphicFramePr>
               <a:graphicFrameLocks xmlns:a="http://schemas.openxmlformats.org/drawingml/2006/main" noChangeAspect="1"/>
@@ -650,7 +1757,7 @@
                     </pic:cNvPicPr>
                   </pic:nvPicPr>
                   <pic:blipFill>
-                    <a:blip r:embed="rId11" cstate="print">
+                    <a:blip r:embed="rId9" cstate="print">
                       <a:extLst>
                         <a:ext uri="{28A0092B-C50C-407E-A947-70E740481C1C}">
                           <a14:useLocalDpi xmlns:a14="http://schemas.microsoft.com/office/drawing/2010/main" val="0"/>
@@ -665,7 +1772,7 @@
                   <pic:spPr bwMode="auto">
                     <a:xfrm>
                       <a:off x="0" y="0"/>
-                      <a:ext cx="3224459" cy="3111464"/>
+                      <a:ext cx="5422839" cy="5232806"/>
                     </a:xfrm>
                     <a:prstGeom prst="rect">
                       <a:avLst/>
@@ -684,130 +1791,110 @@
     </w:p>
     <w:p>
       <w:pPr>
-        <w:bidi/>
-      </w:pPr>
+        <w:rPr>
+          <w:rFonts w:ascii="Calibri" w:hAnsi="Calibri" w:cs="Calibri"/>
+        </w:rPr>
+      </w:pPr>
+      <w:r>
+        <w:rPr>
+          <w:rFonts w:ascii="Calibri" w:hAnsi="Calibri" w:cs="Calibri"/>
+          <w:rtl/>
+        </w:rPr>
+        <w:br w:type="page"/>
+      </w:r>
     </w:p>
     <w:p>
       <w:pPr>
         <w:pStyle w:val="Heading3"/>
         <w:bidi/>
-        <w:rPr>
-          <w:rFonts w:hint="cs"/>
-          <w:rtl/>
-        </w:rPr>
-      </w:pPr>
-      <w:r>
+        <w:jc w:val="both"/>
+        <w:rPr>
+          <w:rFonts w:ascii="Calibri" w:hAnsi="Calibri" w:cs="Calibri"/>
+          <w:rtl/>
+        </w:rPr>
+      </w:pPr>
+      <w:r>
+        <w:rPr>
+          <w:rFonts w:ascii="Calibri" w:hAnsi="Calibri" w:cs="Calibri"/>
+          <w:rtl/>
+        </w:rPr>
         <w:lastRenderedPageBreak/>
-        <w:t>User Login</w:t>
-      </w:r>
-      <w:r>
-        <w:rPr>
-          <w:rFonts w:hint="cs"/>
-          <w:rtl/>
-        </w:rPr>
-        <w:t>:</w:t>
+        <w:t>מסנן חיפוש:</w:t>
       </w:r>
     </w:p>
     <w:p>
       <w:pPr>
         <w:bidi/>
         <w:rPr>
-          <w:rtl/>
-        </w:rPr>
-      </w:pPr>
-      <w:r>
-        <w:rPr>
-          <w:noProof/>
-        </w:rPr>
-        <w:drawing>
-          <wp:inline distT="0" distB="0" distL="0" distR="0" wp14:anchorId="68140354" wp14:editId="207A85C2">
-            <wp:extent cx="5943600" cy="5707380"/>
-            <wp:effectExtent l="0" t="0" r="0" b="7620"/>
-            <wp:docPr id="1959376986" name="Picture 7"/>
-            <wp:cNvGraphicFramePr>
-              <a:graphicFrameLocks xmlns:a="http://schemas.openxmlformats.org/drawingml/2006/main" noChangeAspect="1"/>
-            </wp:cNvGraphicFramePr>
-            <a:graphic xmlns:a="http://schemas.openxmlformats.org/drawingml/2006/main">
-              <a:graphicData uri="http://schemas.openxmlformats.org/drawingml/2006/picture">
-                <pic:pic xmlns:pic="http://schemas.openxmlformats.org/drawingml/2006/picture">
-                  <pic:nvPicPr>
-                    <pic:cNvPr id="0" name="Picture 13"/>
-                    <pic:cNvPicPr>
-                      <a:picLocks noChangeAspect="1" noChangeArrowheads="1"/>
-                    </pic:cNvPicPr>
-                  </pic:nvPicPr>
-                  <pic:blipFill>
-                    <a:blip r:embed="rId12">
-                      <a:extLst>
-                        <a:ext uri="{28A0092B-C50C-407E-A947-70E740481C1C}">
-                          <a14:useLocalDpi xmlns:a14="http://schemas.microsoft.com/office/drawing/2010/main" val="0"/>
-                        </a:ext>
-                      </a:extLst>
-                    </a:blip>
-                    <a:srcRect/>
-                    <a:stretch>
-                      <a:fillRect/>
-                    </a:stretch>
-                  </pic:blipFill>
-                  <pic:spPr bwMode="auto">
-                    <a:xfrm>
-                      <a:off x="0" y="0"/>
-                      <a:ext cx="5943600" cy="5707380"/>
-                    </a:xfrm>
-                    <a:prstGeom prst="rect">
-                      <a:avLst/>
-                    </a:prstGeom>
-                    <a:noFill/>
-                    <a:ln>
-                      <a:noFill/>
-                    </a:ln>
-                  </pic:spPr>
-                </pic:pic>
-              </a:graphicData>
-            </a:graphic>
-          </wp:inline>
-        </w:drawing>
+          <w:rFonts w:ascii="Calibri" w:hAnsi="Calibri" w:cs="Calibri"/>
+          <w:rtl/>
+        </w:rPr>
+      </w:pPr>
+      <w:r>
+        <w:rPr>
+          <w:rFonts w:ascii="Calibri" w:hAnsi="Calibri" w:cs="Calibri"/>
+          <w:b/>
+          <w:bCs/>
+          <w:rtl/>
+        </w:rPr>
+        <w:t>חיפוש וסינון משימות</w:t>
+      </w:r>
+      <w:r>
+        <w:rPr>
+          <w:rFonts w:ascii="Calibri" w:hAnsi="Calibri" w:cs="Calibri" w:hint="cs"/>
+          <w:b/>
+          <w:bCs/>
+          <w:rtl/>
+        </w:rPr>
+        <w:t xml:space="preserve"> </w:t>
+      </w:r>
+      <w:r>
+        <w:rPr>
+          <w:rFonts w:ascii="Calibri" w:hAnsi="Calibri" w:cs="Calibri"/>
+          <w:b/>
+          <w:bCs/>
+        </w:rPr>
+        <w:t xml:space="preserve"> (Search and Filter Tasks)</w:t>
+      </w:r>
+      <w:r>
+        <w:rPr>
+          <w:rFonts w:ascii="Calibri" w:hAnsi="Calibri" w:cs="Calibri"/>
+          <w:b/>
+          <w:bCs/>
+          <w:rtl/>
+        </w:rPr>
+        <w:t>:</w:t>
+      </w:r>
+      <w:r>
+        <w:rPr>
+          <w:rFonts w:ascii="Calibri" w:hAnsi="Calibri" w:cs="Calibri"/>
+        </w:rPr>
+        <w:t xml:space="preserve"> </w:t>
+      </w:r>
+      <w:r>
+        <w:rPr>
+          <w:rFonts w:ascii="Calibri" w:hAnsi="Calibri" w:cs="Calibri"/>
+          <w:rtl/>
+        </w:rPr>
+        <w:t>הצגת פעולות הסינון לפי סטטוס "בטיפול", מיון כרונולוגי וחיפוש טקסט חופשי מול קובץ הנתונים</w:t>
+      </w:r>
+      <w:r>
+        <w:rPr>
+          <w:rFonts w:ascii="Calibri" w:hAnsi="Calibri" w:cs="Calibri"/>
+        </w:rPr>
+        <w:t>.</w:t>
       </w:r>
     </w:p>
     <w:p>
       <w:pPr>
-        <w:pStyle w:val="Heading3"/>
-        <w:bidi/>
-        <w:rPr>
-          <w:rtl/>
-        </w:rPr>
-      </w:pPr>
-      <w:r>
-        <w:lastRenderedPageBreak/>
-        <w:t>Search</w:t>
-      </w:r>
-      <w:r>
-        <w:rPr>
-          <w:rFonts w:hint="cs"/>
-          <w:rtl/>
-        </w:rPr>
-        <w:t xml:space="preserve"> </w:t>
-      </w:r>
-      <w:r>
-        <w:t>Filter</w:t>
-      </w:r>
-      <w:r>
-        <w:rPr>
-          <w:rFonts w:hint="cs"/>
-          <w:rtl/>
-        </w:rPr>
-        <w:t>:</w:t>
-      </w:r>
-    </w:p>
-    <w:p>
-      <w:pPr>
-        <w:jc w:val="right"/>
-        <w:rPr>
-          <w:rtl/>
-        </w:rPr>
-      </w:pPr>
-      <w:r>
-        <w:rPr>
+        <w:rPr>
+          <w:rFonts w:ascii="Calibri" w:hAnsi="Calibri" w:cs="Calibri"/>
+          <w:rtl/>
+        </w:rPr>
+      </w:pPr>
+      <w:r>
+        <w:rPr>
+          <w:rFonts w:ascii="Calibri" w:hAnsi="Calibri" w:cs="Calibri"/>
           <w:noProof/>
         </w:rPr>
         <w:drawing>
@@ -828,7 +1915,7 @@
                     </pic:cNvPicPr>
                   </pic:nvPicPr>
                   <pic:blipFill>
-                    <a:blip r:embed="rId13">
+                    <a:blip r:embed="rId10">
                       <a:extLst>
                         <a:ext uri="{28A0092B-C50C-407E-A947-70E740481C1C}">
                           <a14:useLocalDpi xmlns:a14="http://schemas.microsoft.com/office/drawing/2010/main" val="0"/>
@@ -862,14 +1949,23 @@
     </w:p>
     <w:p>
       <w:pPr>
-        <w:jc w:val="right"/>
-        <w:rPr>
+        <w:rPr>
+          <w:rFonts w:ascii="Calibri" w:hAnsi="Calibri" w:cs="Calibri"/>
           <w:rtl/>
         </w:rPr>
       </w:pPr>
     </w:p>
     <w:p>
-      <w:r>
+      <w:pPr>
+        <w:jc w:val="right"/>
+        <w:rPr>
+          <w:rFonts w:ascii="Calibri" w:hAnsi="Calibri" w:cs="Calibri"/>
+        </w:rPr>
+      </w:pPr>
+      <w:r>
+        <w:rPr>
+          <w:rFonts w:ascii="Calibri" w:hAnsi="Calibri" w:cs="Calibri"/>
+        </w:rPr>
         <w:br w:type="page"/>
       </w:r>
     </w:p>
@@ -877,24 +1973,328 @@
       <w:pPr>
         <w:pStyle w:val="Heading2"/>
         <w:bidi/>
-      </w:pPr>
-      <w:r>
+        <w:jc w:val="both"/>
+        <w:rPr>
+          <w:rFonts w:ascii="Calibri" w:hAnsi="Calibri" w:cs="Calibri"/>
+        </w:rPr>
+      </w:pPr>
+      <w:r>
+        <w:rPr>
+          <w:rFonts w:ascii="Calibri" w:hAnsi="Calibri" w:cs="Calibri"/>
+        </w:rPr>
         <w:lastRenderedPageBreak/>
         <w:t>Class Diagram</w:t>
       </w:r>
     </w:p>
     <w:p>
       <w:pPr>
-        <w:jc w:val="right"/>
-        <w:rPr>
-          <w:rFonts w:hint="cs"/>
-          <w:rtl/>
-        </w:rPr>
-      </w:pPr>
-      <w:hyperlink r:id="rId14" w:history="1">
+        <w:bidi/>
+        <w:rPr>
+          <w:rFonts w:ascii="Calibri" w:hAnsi="Calibri" w:cs="Calibri"/>
+          <w:rtl/>
+        </w:rPr>
+      </w:pPr>
+      <w:r>
+        <w:rPr>
+          <w:rFonts w:ascii="Calibri" w:hAnsi="Calibri" w:cs="Calibri"/>
+          <w:rtl/>
+        </w:rPr>
+        <w:t>תרשים המחלקות מייצג את המבנה הסטטי של המערכת, ומפרט את כלל המחלקות</w:t>
+      </w:r>
+      <w:r>
+        <w:rPr>
+          <w:rFonts w:ascii="Calibri" w:hAnsi="Calibri" w:cs="Calibri" w:hint="cs"/>
+          <w:rtl/>
+        </w:rPr>
+        <w:t xml:space="preserve"> </w:t>
+      </w:r>
+      <w:r>
+        <w:rPr>
+          <w:rFonts w:ascii="Calibri" w:hAnsi="Calibri" w:cs="Calibri"/>
+        </w:rPr>
+        <w:t xml:space="preserve"> (Classes)</w:t>
+      </w:r>
+      <w:r>
+        <w:rPr>
+          <w:rFonts w:ascii="Calibri" w:hAnsi="Calibri" w:cs="Calibri"/>
+          <w:rtl/>
+        </w:rPr>
+        <w:t>,</w:t>
+      </w:r>
+      <w:r>
+        <w:rPr>
+          <w:rFonts w:ascii="Calibri" w:hAnsi="Calibri" w:cs="Calibri"/>
+        </w:rPr>
+        <w:t xml:space="preserve"> </w:t>
+      </w:r>
+      <w:r>
+        <w:rPr>
+          <w:rFonts w:ascii="Calibri" w:hAnsi="Calibri" w:cs="Calibri"/>
+          <w:rtl/>
+        </w:rPr>
+        <w:t>הממשקים, ה</w:t>
+      </w:r>
+      <w:r>
+        <w:rPr>
+          <w:rFonts w:ascii="Calibri" w:hAnsi="Calibri" w:cs="Calibri"/>
+        </w:rPr>
+        <w:t xml:space="preserve">-API </w:t>
+      </w:r>
+      <w:r>
+        <w:rPr>
+          <w:rFonts w:ascii="Calibri" w:hAnsi="Calibri" w:cs="Calibri"/>
+          <w:rtl/>
+        </w:rPr>
+        <w:t>שלהן (משתנים ומתודות) ומערכות היחסים ביניהן (כגון קשרי הכלה, תלות, ו</w:t>
+      </w:r>
+      <w:r>
+        <w:rPr>
+          <w:rFonts w:ascii="Calibri" w:hAnsi="Calibri" w:cs="Calibri" w:hint="cs"/>
+          <w:rtl/>
+        </w:rPr>
+        <w:t>הו</w:t>
+      </w:r>
+      <w:r>
+        <w:rPr>
+          <w:rFonts w:ascii="Calibri" w:hAnsi="Calibri" w:cs="Calibri"/>
+          <w:rtl/>
+        </w:rPr>
+        <w:t>ר</w:t>
+      </w:r>
+      <w:r>
+        <w:rPr>
+          <w:rFonts w:ascii="Calibri" w:hAnsi="Calibri" w:cs="Calibri" w:hint="cs"/>
+          <w:rtl/>
+        </w:rPr>
+        <w:t>ש</w:t>
+      </w:r>
+      <w:r>
+        <w:rPr>
+          <w:rFonts w:ascii="Calibri" w:hAnsi="Calibri" w:cs="Calibri"/>
+          <w:rtl/>
+        </w:rPr>
+        <w:t>ה)</w:t>
+      </w:r>
+      <w:r>
+        <w:rPr>
+          <w:rFonts w:ascii="Calibri" w:hAnsi="Calibri" w:cs="Calibri"/>
+          <w:rtl/>
+        </w:rPr>
+        <w:t xml:space="preserve">. </w:t>
+      </w:r>
+      <w:r>
+        <w:rPr>
+          <w:rFonts w:ascii="Calibri" w:hAnsi="Calibri" w:cs="Calibri"/>
+        </w:rPr>
+        <w:t xml:space="preserve"> </w:t>
+      </w:r>
+      <w:r>
+        <w:rPr>
+          <w:rFonts w:ascii="Calibri" w:hAnsi="Calibri" w:cs="Calibri"/>
+          <w:rtl/>
+        </w:rPr>
+        <w:t xml:space="preserve">המודל מציג הפרדה מבנית ברורה בין מחלקות הישות </w:t>
+      </w:r>
+      <w:r>
+        <w:rPr>
+          <w:rFonts w:ascii="Calibri" w:hAnsi="Calibri" w:cs="Calibri"/>
+          <w:rtl/>
+        </w:rPr>
+        <w:t>(</w:t>
+      </w:r>
+      <w:r>
+        <w:rPr>
+          <w:rFonts w:ascii="Calibri" w:hAnsi="Calibri" w:cs="Calibri"/>
+          <w:rtl/>
+        </w:rPr>
+        <w:t xml:space="preserve">כמו </w:t>
+      </w:r>
+      <w:r>
+        <w:rPr>
+          <w:rFonts w:ascii="Calibri" w:hAnsi="Calibri" w:cs="Calibri"/>
+        </w:rPr>
+        <w:t>User</w:t>
+      </w:r>
+      <w:r>
+        <w:rPr>
+          <w:rFonts w:ascii="Calibri" w:hAnsi="Calibri" w:cs="Calibri" w:hint="cs"/>
+          <w:rtl/>
+        </w:rPr>
+        <w:t xml:space="preserve">, </w:t>
+      </w:r>
+      <w:r>
+        <w:rPr>
+          <w:rFonts w:ascii="Calibri" w:hAnsi="Calibri" w:cs="Calibri"/>
+        </w:rPr>
+        <w:t xml:space="preserve"> Task </w:t>
+      </w:r>
+      <w:r>
+        <w:rPr>
+          <w:rFonts w:ascii="Calibri" w:hAnsi="Calibri" w:cs="Calibri"/>
+          <w:rtl/>
+        </w:rPr>
+        <w:t xml:space="preserve"> </w:t>
+      </w:r>
+      <w:r>
+        <w:rPr>
+          <w:rFonts w:ascii="Calibri" w:hAnsi="Calibri" w:cs="Calibri"/>
+          <w:rtl/>
+        </w:rPr>
+        <w:t xml:space="preserve">ומחלקת </w:t>
+      </w:r>
+      <w:r>
+        <w:rPr>
+          <w:rFonts w:ascii="Calibri" w:hAnsi="Calibri" w:cs="Calibri"/>
+        </w:rPr>
+        <w:t xml:space="preserve">Bug </w:t>
+      </w:r>
+      <w:r>
+        <w:rPr>
+          <w:rFonts w:ascii="Calibri" w:hAnsi="Calibri" w:cs="Calibri" w:hint="cs"/>
+          <w:rtl/>
+        </w:rPr>
+        <w:t xml:space="preserve"> </w:t>
+      </w:r>
+      <w:r>
+        <w:rPr>
+          <w:rFonts w:ascii="Calibri" w:hAnsi="Calibri" w:cs="Calibri"/>
+          <w:rtl/>
+        </w:rPr>
+        <w:t>היורשת ממנה</w:t>
+      </w:r>
+      <w:r>
+        <w:rPr>
+          <w:rFonts w:ascii="Calibri" w:hAnsi="Calibri" w:cs="Calibri"/>
+          <w:rtl/>
+        </w:rPr>
+        <w:t>)</w:t>
+      </w:r>
+      <w:r>
+        <w:rPr>
+          <w:rFonts w:ascii="Calibri" w:hAnsi="Calibri" w:cs="Calibri"/>
+        </w:rPr>
+        <w:t xml:space="preserve"> </w:t>
+      </w:r>
+      <w:r>
+        <w:rPr>
+          <w:rFonts w:ascii="Calibri" w:hAnsi="Calibri" w:cs="Calibri"/>
+          <w:rtl/>
+        </w:rPr>
+        <w:t>,</w:t>
+      </w:r>
+      <w:r>
+        <w:rPr>
+          <w:rFonts w:ascii="Calibri" w:hAnsi="Calibri" w:cs="Calibri"/>
+        </w:rPr>
+        <w:t xml:space="preserve"> </w:t>
+      </w:r>
+      <w:r>
+        <w:rPr>
+          <w:rFonts w:ascii="Calibri" w:hAnsi="Calibri" w:cs="Calibri"/>
+          <w:rtl/>
+        </w:rPr>
+        <w:t>לבין מחלקות השירותים</w:t>
+      </w:r>
+      <w:r>
+        <w:rPr>
+          <w:rFonts w:ascii="Calibri" w:hAnsi="Calibri" w:cs="Calibri"/>
+        </w:rPr>
+        <w:t xml:space="preserve"> (Services) </w:t>
+      </w:r>
+      <w:r>
+        <w:rPr>
+          <w:rFonts w:ascii="Calibri" w:hAnsi="Calibri" w:cs="Calibri"/>
+          <w:rtl/>
+        </w:rPr>
+        <w:t>ומחלקות הגישה לקבצים</w:t>
+      </w:r>
+      <w:r>
+        <w:rPr>
+          <w:rFonts w:ascii="Calibri" w:hAnsi="Calibri" w:cs="Calibri"/>
+        </w:rPr>
+        <w:t xml:space="preserve"> </w:t>
+      </w:r>
+      <w:r>
+        <w:rPr>
+          <w:rFonts w:ascii="Calibri" w:hAnsi="Calibri" w:cs="Calibri"/>
+          <w:rtl/>
+        </w:rPr>
+        <w:t>(</w:t>
+      </w:r>
+      <w:r>
+        <w:rPr>
+          <w:rFonts w:ascii="Calibri" w:hAnsi="Calibri" w:cs="Calibri"/>
+        </w:rPr>
+        <w:t xml:space="preserve">Repositor </w:t>
+      </w:r>
+      <w:r>
+        <w:rPr>
+          <w:rFonts w:ascii="Calibri" w:hAnsi="Calibri" w:cs="Calibri"/>
+          <w:rtl/>
+        </w:rPr>
+        <w:t xml:space="preserve"> </w:t>
+      </w:r>
+      <w:r>
+        <w:rPr>
+          <w:rFonts w:ascii="Calibri" w:hAnsi="Calibri" w:cs="Calibri"/>
+          <w:rtl/>
+        </w:rPr>
+        <w:t>ו</w:t>
+      </w:r>
+      <w:r>
+        <w:rPr>
+          <w:rFonts w:ascii="Calibri" w:hAnsi="Calibri" w:cs="Calibri"/>
+          <w:rtl/>
+        </w:rPr>
+        <w:t xml:space="preserve">- </w:t>
+      </w:r>
+      <w:proofErr w:type="spellStart"/>
+      <w:r>
+        <w:rPr>
+          <w:rFonts w:ascii="Calibri" w:hAnsi="Calibri" w:cs="Calibri"/>
+        </w:rPr>
+        <w:t>FileStorage</w:t>
+      </w:r>
+      <w:proofErr w:type="spellEnd"/>
+      <w:r>
+        <w:rPr>
+          <w:rFonts w:ascii="Calibri" w:hAnsi="Calibri" w:cs="Calibri"/>
+          <w:rtl/>
+        </w:rPr>
+        <w:t xml:space="preserve"> ).</w:t>
+      </w:r>
+      <w:r>
+        <w:rPr>
+          <w:rFonts w:ascii="Calibri" w:hAnsi="Calibri" w:cs="Calibri"/>
+        </w:rPr>
+        <w:t xml:space="preserve"> </w:t>
+      </w:r>
+      <w:r>
+        <w:rPr>
+          <w:rFonts w:ascii="Calibri" w:hAnsi="Calibri" w:cs="Calibri"/>
+          <w:rtl/>
+        </w:rPr>
+        <w:t>חלוקה זו מבטיחה כי המערכת תהיה מודולרית וקריאה, בהתאם לעקרונות הנדסת תוכנה מתקדמים</w:t>
+      </w:r>
+      <w:r>
+        <w:rPr>
+          <w:rFonts w:ascii="Calibri" w:hAnsi="Calibri" w:cs="Calibri"/>
+        </w:rPr>
+        <w:t>.</w:t>
+      </w:r>
+    </w:p>
+    <w:p>
+      <w:pPr>
+        <w:rPr>
+          <w:rFonts w:ascii="Calibri" w:hAnsi="Calibri" w:cs="Calibri"/>
+          <w:rtl/>
+        </w:rPr>
+      </w:pPr>
+      <w:hyperlink r:id="rId11" w:history="1">
         <w:r>
           <w:rPr>
             <w:rStyle w:val="Hyperlink"/>
+            <w:rFonts w:ascii="Calibri" w:hAnsi="Calibri" w:cs="Calibri"/>
             <w:rtl/>
           </w:rPr>
           <w:t>קישור לתמונה</w:t>
@@ -903,10 +2303,14 @@
     </w:p>
     <w:p>
       <w:pPr>
-        <w:jc w:val="right"/>
-      </w:pPr>
-      <w:r>
-        <w:rPr>
+        <w:rPr>
+          <w:rFonts w:ascii="Calibri" w:hAnsi="Calibri" w:cs="Calibri"/>
+          <w:rtl/>
+        </w:rPr>
+      </w:pPr>
+      <w:r>
+        <w:rPr>
+          <w:rFonts w:ascii="Calibri" w:hAnsi="Calibri" w:cs="Calibri"/>
           <w:noProof/>
         </w:rPr>
         <w:drawing>
@@ -927,7 +2331,7 @@
                     </pic:cNvPicPr>
                   </pic:nvPicPr>
                   <pic:blipFill>
-                    <a:blip r:embed="rId15" cstate="print">
+                    <a:blip r:embed="rId12" cstate="print">
                       <a:extLst>
                         <a:ext uri="{28A0092B-C50C-407E-A947-70E740481C1C}">
                           <a14:useLocalDpi xmlns:a14="http://schemas.microsoft.com/office/drawing/2010/main" val="0"/>
@@ -958,10 +2362,32 @@
     </w:p>
     <w:p>
       <w:pPr>
+        <w:rPr>
+          <w:rFonts w:ascii="Calibri" w:hAnsi="Calibri" w:cs="Calibri"/>
+        </w:rPr>
+      </w:pPr>
+      <w:r>
+        <w:rPr>
+          <w:rFonts w:ascii="Calibri" w:hAnsi="Calibri" w:cs="Calibri"/>
+          <w:rtl/>
+        </w:rPr>
+        <w:br w:type="page"/>
+      </w:r>
+    </w:p>
+    <w:p>
+      <w:pPr>
         <w:pStyle w:val="Heading2"/>
         <w:bidi/>
-      </w:pPr>
-      <w:r>
+        <w:jc w:val="both"/>
+        <w:rPr>
+          <w:rFonts w:ascii="Calibri" w:hAnsi="Calibri" w:cs="Calibri"/>
+        </w:rPr>
+      </w:pPr>
+      <w:r>
+        <w:rPr>
+          <w:rFonts w:ascii="Calibri" w:hAnsi="Calibri" w:cs="Calibri"/>
+        </w:rPr>
+        <w:lastRenderedPageBreak/>
         <w:t>Architectural Patterns</w:t>
       </w:r>
     </w:p>
@@ -969,23 +2395,786 @@
       <w:pPr>
         <w:pStyle w:val="Heading3"/>
         <w:bidi/>
-      </w:pPr>
-      <w:r>
-        <w:t>TaskMaster Pro - Layered Architecture Pattern</w:t>
+        <w:jc w:val="both"/>
+        <w:rPr>
+          <w:rFonts w:ascii="Calibri" w:hAnsi="Calibri" w:cs="Calibri"/>
+          <w:rtl/>
+        </w:rPr>
+      </w:pPr>
+      <w:proofErr w:type="spellStart"/>
+      <w:r>
+        <w:rPr>
+          <w:rFonts w:ascii="Calibri" w:hAnsi="Calibri" w:cs="Calibri"/>
+        </w:rPr>
+        <w:t>TaskMaster</w:t>
+      </w:r>
+      <w:proofErr w:type="spellEnd"/>
+      <w:r>
+        <w:rPr>
+          <w:rFonts w:ascii="Calibri" w:hAnsi="Calibri" w:cs="Calibri"/>
+        </w:rPr>
+        <w:t xml:space="preserve"> Pro</w:t>
+      </w:r>
+      <w:r>
+        <w:rPr>
+          <w:rFonts w:ascii="Calibri" w:hAnsi="Calibri" w:cs="Calibri"/>
+          <w:rtl/>
+        </w:rPr>
+        <w:t xml:space="preserve"> - תבנית ארכיטקטורה שכבתית</w:t>
       </w:r>
     </w:p>
     <w:p>
       <w:pPr>
         <w:bidi/>
-      </w:pPr>
-      <w:r>
-        <w:rPr>
+        <w:rPr>
+          <w:rFonts w:ascii="Calibri" w:hAnsi="Calibri" w:cs="Calibri"/>
+        </w:rPr>
+      </w:pPr>
+      <w:r>
+        <w:rPr>
+          <w:rFonts w:ascii="Calibri" w:hAnsi="Calibri" w:cs="Calibri"/>
+          <w:b/>
+          <w:bCs/>
+          <w:rtl/>
+        </w:rPr>
+        <w:t>ניתוח ומענה לצרכי האפיון באמצעות הארכיטקטורה שנבחרה</w:t>
+      </w:r>
+      <w:r>
+        <w:rPr>
+          <w:rFonts w:ascii="Calibri" w:hAnsi="Calibri" w:cs="Calibri"/>
+          <w:rtl/>
+        </w:rPr>
+        <w:t xml:space="preserve"> עבור מערכת </w:t>
+      </w:r>
+      <w:proofErr w:type="spellStart"/>
+      <w:r>
+        <w:rPr>
+          <w:rFonts w:ascii="Calibri" w:hAnsi="Calibri" w:cs="Calibri"/>
+          <w:b/>
+          <w:bCs/>
+        </w:rPr>
+        <w:t>TaskMaster</w:t>
+      </w:r>
+      <w:proofErr w:type="spellEnd"/>
+      <w:r>
+        <w:rPr>
+          <w:rFonts w:ascii="Calibri" w:hAnsi="Calibri" w:cs="Calibri"/>
+          <w:b/>
+          <w:bCs/>
+        </w:rPr>
+        <w:t xml:space="preserve"> Pro</w:t>
+      </w:r>
+      <w:r>
+        <w:rPr>
+          <w:rFonts w:ascii="Calibri" w:hAnsi="Calibri" w:cs="Calibri"/>
+          <w:rtl/>
+        </w:rPr>
+        <w:t>,</w:t>
+      </w:r>
+      <w:r>
+        <w:rPr>
+          <w:rFonts w:ascii="Calibri" w:hAnsi="Calibri" w:cs="Calibri"/>
+        </w:rPr>
+        <w:t xml:space="preserve"> </w:t>
+      </w:r>
+      <w:r>
+        <w:rPr>
+          <w:rFonts w:ascii="Calibri" w:hAnsi="Calibri" w:cs="Calibri"/>
+          <w:rtl/>
+        </w:rPr>
+        <w:t xml:space="preserve">בחרנו ליישם את תבנית העיצוב הארכיטקטונית </w:t>
+      </w:r>
+      <w:r>
+        <w:rPr>
+          <w:rFonts w:ascii="Calibri" w:hAnsi="Calibri" w:cs="Calibri"/>
+          <w:b/>
+          <w:bCs/>
+          <w:rtl/>
+        </w:rPr>
+        <w:t>ארכיטקטורת שכבות</w:t>
+      </w:r>
+      <w:r>
+        <w:rPr>
+          <w:rFonts w:ascii="Calibri" w:hAnsi="Calibri" w:cs="Calibri"/>
+          <w:b/>
+          <w:bCs/>
+        </w:rPr>
+        <w:t xml:space="preserve"> </w:t>
+      </w:r>
+      <w:r>
+        <w:rPr>
+          <w:rFonts w:ascii="Calibri" w:hAnsi="Calibri" w:cs="Calibri"/>
+          <w:b/>
+          <w:bCs/>
+          <w:rtl/>
+        </w:rPr>
+        <w:t>(</w:t>
+      </w:r>
+      <w:r>
+        <w:rPr>
+          <w:rFonts w:ascii="Calibri" w:hAnsi="Calibri" w:cs="Calibri"/>
+          <w:b/>
+          <w:bCs/>
+        </w:rPr>
+        <w:t>Layered Architecture Pattern</w:t>
+      </w:r>
+      <w:r>
+        <w:rPr>
+          <w:rFonts w:ascii="Calibri" w:hAnsi="Calibri" w:cs="Calibri"/>
+          <w:b/>
+          <w:bCs/>
+          <w:rtl/>
+        </w:rPr>
+        <w:t>).</w:t>
+      </w:r>
+      <w:r>
+        <w:rPr>
+          <w:rFonts w:ascii="Calibri" w:hAnsi="Calibri" w:cs="Calibri"/>
+        </w:rPr>
+        <w:t xml:space="preserve"> </w:t>
+      </w:r>
+      <w:r>
+        <w:rPr>
+          <w:rFonts w:ascii="Calibri" w:hAnsi="Calibri" w:cs="Calibri"/>
+          <w:rtl/>
+        </w:rPr>
+        <w:t>המערכת מחולקת לארבע שכבות פונקציונליות נפרדות, כאשר כל שכבה אחראית על תחום עניין מוגדר ומנהלת יחסי תלות חד-כיווניים מלמעלה למטה</w:t>
+      </w:r>
+      <w:r>
+        <w:rPr>
+          <w:rFonts w:ascii="Calibri" w:hAnsi="Calibri" w:cs="Calibri"/>
+        </w:rPr>
+        <w:t xml:space="preserve">: </w:t>
+      </w:r>
+    </w:p>
+    <w:p>
+      <w:pPr>
+        <w:numPr>
+          <w:ilvl w:val="0"/>
+          <w:numId w:val="3"/>
+        </w:numPr>
+        <w:bidi/>
+        <w:rPr>
+          <w:rFonts w:ascii="Calibri" w:hAnsi="Calibri" w:cs="Calibri"/>
+        </w:rPr>
+      </w:pPr>
+      <w:r>
+        <w:rPr>
+          <w:rFonts w:ascii="Calibri" w:hAnsi="Calibri" w:cs="Calibri"/>
+          <w:b/>
+          <w:bCs/>
+          <w:rtl/>
+        </w:rPr>
+        <w:t>שכבת ההצגה</w:t>
+      </w:r>
+      <w:r>
+        <w:rPr>
+          <w:rFonts w:ascii="Calibri" w:hAnsi="Calibri" w:cs="Calibri"/>
+          <w:b/>
+          <w:bCs/>
+          <w:rtl/>
+        </w:rPr>
+        <w:t xml:space="preserve"> </w:t>
+      </w:r>
+      <w:r>
+        <w:rPr>
+          <w:rFonts w:ascii="Calibri" w:hAnsi="Calibri" w:cs="Calibri"/>
+          <w:b/>
+          <w:bCs/>
+        </w:rPr>
+        <w:t xml:space="preserve"> (Presentation / UI Layer)</w:t>
+      </w:r>
+      <w:r>
+        <w:rPr>
+          <w:rFonts w:ascii="Calibri" w:hAnsi="Calibri" w:cs="Calibri"/>
+          <w:b/>
+          <w:bCs/>
+          <w:rtl/>
+        </w:rPr>
+        <w:t>:</w:t>
+      </w:r>
+      <w:r>
+        <w:rPr>
+          <w:rFonts w:ascii="Calibri" w:hAnsi="Calibri" w:cs="Calibri"/>
+        </w:rPr>
+        <w:t xml:space="preserve"> </w:t>
+      </w:r>
+      <w:r>
+        <w:rPr>
+          <w:rFonts w:ascii="Calibri" w:hAnsi="Calibri" w:cs="Calibri"/>
+          <w:rtl/>
+        </w:rPr>
+        <w:t>מיוצגת ע"י ה</w:t>
+      </w:r>
+      <w:r>
+        <w:rPr>
+          <w:rFonts w:ascii="Calibri" w:hAnsi="Calibri" w:cs="Calibri"/>
+        </w:rPr>
+        <w:t>-</w:t>
+      </w:r>
+      <w:proofErr w:type="spellStart"/>
+      <w:r>
+        <w:rPr>
+          <w:rFonts w:ascii="Calibri" w:hAnsi="Calibri" w:cs="Calibri"/>
+        </w:rPr>
+        <w:t>UIController</w:t>
+      </w:r>
+      <w:proofErr w:type="spellEnd"/>
+      <w:r>
+        <w:rPr>
+          <w:rFonts w:ascii="Calibri" w:hAnsi="Calibri" w:cs="Calibri"/>
+        </w:rPr>
+        <w:t xml:space="preserve"> </w:t>
+      </w:r>
+      <w:r>
+        <w:rPr>
+          <w:rFonts w:ascii="Calibri" w:hAnsi="Calibri" w:cs="Calibri"/>
+          <w:rtl/>
+        </w:rPr>
+        <w:t>ומחלקת ה</w:t>
+      </w:r>
+      <w:r>
+        <w:rPr>
+          <w:rFonts w:ascii="Calibri" w:hAnsi="Calibri" w:cs="Calibri"/>
+        </w:rPr>
+        <w:t xml:space="preserve">-Session. </w:t>
+      </w:r>
+      <w:r>
+        <w:rPr>
+          <w:rFonts w:ascii="Calibri" w:hAnsi="Calibri" w:cs="Calibri"/>
+          <w:rtl/>
+        </w:rPr>
+        <w:t>היא אחראית על ניהול ממשק המשתמש המבוסס תפריטים ממוספרים, קבלת קלט והצגת פלטים והודעות שגיאה בעברית ובמבנה עקבי</w:t>
+      </w:r>
+      <w:r>
+        <w:rPr>
+          <w:rFonts w:ascii="Calibri" w:hAnsi="Calibri" w:cs="Calibri"/>
+        </w:rPr>
+        <w:t>.</w:t>
+      </w:r>
+    </w:p>
+    <w:p>
+      <w:pPr>
+        <w:numPr>
+          <w:ilvl w:val="0"/>
+          <w:numId w:val="3"/>
+        </w:numPr>
+        <w:bidi/>
+        <w:rPr>
+          <w:rFonts w:ascii="Calibri" w:hAnsi="Calibri" w:cs="Calibri"/>
+        </w:rPr>
+      </w:pPr>
+      <w:r>
+        <w:rPr>
+          <w:rFonts w:ascii="Calibri" w:hAnsi="Calibri" w:cs="Calibri"/>
+          <w:b/>
+          <w:bCs/>
+          <w:rtl/>
+        </w:rPr>
+        <w:t>שכבת הלוגיקה העסקית</w:t>
+      </w:r>
+      <w:r>
+        <w:rPr>
+          <w:rFonts w:ascii="Calibri" w:hAnsi="Calibri" w:cs="Calibri"/>
+          <w:b/>
+          <w:bCs/>
+          <w:rtl/>
+        </w:rPr>
+        <w:t xml:space="preserve"> </w:t>
+      </w:r>
+      <w:r>
+        <w:rPr>
+          <w:rFonts w:ascii="Calibri" w:hAnsi="Calibri" w:cs="Calibri"/>
+          <w:b/>
+          <w:bCs/>
+        </w:rPr>
+        <w:t xml:space="preserve"> (Business Logic / Service Layer)</w:t>
+      </w:r>
+      <w:r>
+        <w:rPr>
+          <w:rFonts w:ascii="Calibri" w:hAnsi="Calibri" w:cs="Calibri"/>
+          <w:b/>
+          <w:bCs/>
+          <w:rtl/>
+        </w:rPr>
+        <w:t>:</w:t>
+      </w:r>
+      <w:r>
+        <w:rPr>
+          <w:rFonts w:ascii="Calibri" w:hAnsi="Calibri" w:cs="Calibri"/>
+        </w:rPr>
+        <w:t xml:space="preserve"> </w:t>
+      </w:r>
+      <w:r>
+        <w:rPr>
+          <w:rFonts w:ascii="Calibri" w:hAnsi="Calibri" w:cs="Calibri"/>
+          <w:rtl/>
+        </w:rPr>
+        <w:t xml:space="preserve">מכילה את המחלקות </w:t>
+      </w:r>
+      <w:proofErr w:type="spellStart"/>
+      <w:r>
+        <w:rPr>
+          <w:rFonts w:ascii="Calibri" w:hAnsi="Calibri" w:cs="Calibri"/>
+        </w:rPr>
+        <w:t>TaskService</w:t>
+      </w:r>
+      <w:proofErr w:type="spellEnd"/>
+      <w:r>
+        <w:rPr>
+          <w:rFonts w:ascii="Calibri" w:hAnsi="Calibri" w:cs="Calibri" w:hint="cs"/>
+          <w:rtl/>
+        </w:rPr>
+        <w:t>,</w:t>
+      </w:r>
+      <w:r>
+        <w:rPr>
+          <w:rFonts w:ascii="Calibri" w:hAnsi="Calibri" w:cs="Calibri"/>
+        </w:rPr>
+        <w:t xml:space="preserve"> </w:t>
+      </w:r>
+      <w:proofErr w:type="spellStart"/>
+      <w:r>
+        <w:rPr>
+          <w:rFonts w:ascii="Calibri" w:hAnsi="Calibri" w:cs="Calibri"/>
+        </w:rPr>
+        <w:t>AuthService</w:t>
+      </w:r>
+      <w:proofErr w:type="spellEnd"/>
+      <w:r>
+        <w:rPr>
+          <w:rFonts w:ascii="Calibri" w:hAnsi="Calibri" w:cs="Calibri" w:hint="cs"/>
+          <w:rtl/>
+        </w:rPr>
+        <w:t xml:space="preserve">, </w:t>
+      </w:r>
+      <w:r>
+        <w:rPr>
+          <w:rFonts w:ascii="Calibri" w:hAnsi="Calibri" w:cs="Calibri"/>
+        </w:rPr>
+        <w:t xml:space="preserve"> </w:t>
+      </w:r>
+      <w:proofErr w:type="spellStart"/>
+      <w:r>
+        <w:rPr>
+          <w:rFonts w:ascii="Calibri" w:hAnsi="Calibri" w:cs="Calibri"/>
+        </w:rPr>
+        <w:t>DashboardService</w:t>
+      </w:r>
+      <w:proofErr w:type="spellEnd"/>
+      <w:r>
+        <w:rPr>
+          <w:rFonts w:ascii="Calibri" w:hAnsi="Calibri" w:cs="Calibri" w:hint="cs"/>
+          <w:rtl/>
+        </w:rPr>
+        <w:t xml:space="preserve">, </w:t>
+      </w:r>
+      <w:r>
+        <w:rPr>
+          <w:rFonts w:ascii="Calibri" w:hAnsi="Calibri" w:cs="Calibri"/>
+        </w:rPr>
+        <w:t xml:space="preserve"> </w:t>
+      </w:r>
+      <w:proofErr w:type="spellStart"/>
+      <w:r>
+        <w:rPr>
+          <w:rFonts w:ascii="Calibri" w:hAnsi="Calibri" w:cs="Calibri"/>
+        </w:rPr>
+        <w:t>ReportExporter</w:t>
+      </w:r>
+      <w:proofErr w:type="spellEnd"/>
+      <w:r>
+        <w:rPr>
+          <w:rFonts w:ascii="Calibri" w:hAnsi="Calibri" w:cs="Calibri"/>
+          <w:rtl/>
+        </w:rPr>
+        <w:t>,</w:t>
+      </w:r>
+      <w:r>
+        <w:rPr>
+          <w:rFonts w:ascii="Calibri" w:hAnsi="Calibri" w:cs="Calibri"/>
+        </w:rPr>
+        <w:t xml:space="preserve"> </w:t>
+      </w:r>
+      <w:r>
+        <w:rPr>
+          <w:rFonts w:ascii="Calibri" w:hAnsi="Calibri" w:cs="Calibri"/>
+          <w:rtl/>
+        </w:rPr>
+        <w:t xml:space="preserve">וכן רכיבי עזר כמו </w:t>
+      </w:r>
+      <w:r>
+        <w:rPr>
+          <w:rFonts w:ascii="Calibri" w:hAnsi="Calibri" w:cs="Calibri"/>
+        </w:rPr>
+        <w:t xml:space="preserve">Validator </w:t>
+      </w:r>
+      <w:r>
+        <w:rPr>
+          <w:rFonts w:ascii="Calibri" w:hAnsi="Calibri" w:cs="Calibri" w:hint="cs"/>
+          <w:rtl/>
+        </w:rPr>
+        <w:t xml:space="preserve"> </w:t>
+      </w:r>
+      <w:r>
+        <w:rPr>
+          <w:rFonts w:ascii="Calibri" w:hAnsi="Calibri" w:cs="Calibri"/>
+          <w:rtl/>
+        </w:rPr>
+        <w:t>ו</w:t>
+      </w:r>
+      <w:r>
+        <w:rPr>
+          <w:rFonts w:ascii="Calibri" w:hAnsi="Calibri" w:cs="Calibri"/>
+        </w:rPr>
+        <w:t>-</w:t>
+      </w:r>
+      <w:proofErr w:type="spellStart"/>
+      <w:r>
+        <w:rPr>
+          <w:rFonts w:ascii="Calibri" w:hAnsi="Calibri" w:cs="Calibri"/>
+        </w:rPr>
+        <w:t>SearchFilter</w:t>
+      </w:r>
+      <w:proofErr w:type="spellEnd"/>
+      <w:r>
+        <w:rPr>
+          <w:rFonts w:ascii="Calibri" w:hAnsi="Calibri" w:cs="Calibri"/>
+        </w:rPr>
+        <w:t xml:space="preserve">. </w:t>
+      </w:r>
+      <w:r>
+        <w:rPr>
+          <w:rFonts w:ascii="Calibri" w:hAnsi="Calibri" w:cs="Calibri"/>
+          <w:rtl/>
+        </w:rPr>
+        <w:t>שכבה זו מנהלת ומממשת את כל החוקים העסקיים ותנאי המעבר של המערכת (כגון חסימת משתמשים, בדיקת תוקף תאריכים ואכיפת שדות חובה לבאגים)</w:t>
+      </w:r>
+      <w:r>
+        <w:rPr>
+          <w:rFonts w:ascii="Calibri" w:hAnsi="Calibri" w:cs="Calibri"/>
+        </w:rPr>
+        <w:t xml:space="preserve">. </w:t>
+      </w:r>
+    </w:p>
+    <w:p>
+      <w:pPr>
+        <w:numPr>
+          <w:ilvl w:val="0"/>
+          <w:numId w:val="3"/>
+        </w:numPr>
+        <w:bidi/>
+        <w:rPr>
+          <w:rFonts w:ascii="Calibri" w:hAnsi="Calibri" w:cs="Calibri"/>
+        </w:rPr>
+      </w:pPr>
+      <w:r>
+        <w:rPr>
+          <w:rFonts w:ascii="Calibri" w:hAnsi="Calibri" w:cs="Calibri"/>
+          <w:b/>
+          <w:bCs/>
+          <w:rtl/>
+        </w:rPr>
+        <w:t>שכבת הגישה לנתונים</w:t>
+      </w:r>
+      <w:r>
+        <w:rPr>
+          <w:rFonts w:ascii="Calibri" w:hAnsi="Calibri" w:cs="Calibri"/>
+          <w:b/>
+          <w:bCs/>
+          <w:rtl/>
+        </w:rPr>
+        <w:t xml:space="preserve"> </w:t>
+      </w:r>
+      <w:r>
+        <w:rPr>
+          <w:rFonts w:ascii="Calibri" w:hAnsi="Calibri" w:cs="Calibri"/>
+          <w:b/>
+          <w:bCs/>
+        </w:rPr>
+        <w:t xml:space="preserve"> (Data Access / Repository Layer)</w:t>
+      </w:r>
+      <w:r>
+        <w:rPr>
+          <w:rFonts w:ascii="Calibri" w:hAnsi="Calibri" w:cs="Calibri"/>
+          <w:b/>
+          <w:bCs/>
+          <w:rtl/>
+        </w:rPr>
+        <w:t>:</w:t>
+      </w:r>
+      <w:r>
+        <w:rPr>
+          <w:rFonts w:ascii="Calibri" w:hAnsi="Calibri" w:cs="Calibri"/>
+        </w:rPr>
+        <w:t xml:space="preserve"> </w:t>
+      </w:r>
+      <w:r>
+        <w:rPr>
+          <w:rFonts w:ascii="Calibri" w:hAnsi="Calibri" w:cs="Calibri"/>
+          <w:rtl/>
+        </w:rPr>
+        <w:t xml:space="preserve">כוללת את </w:t>
+      </w:r>
+      <w:proofErr w:type="spellStart"/>
+      <w:r>
+        <w:rPr>
+          <w:rFonts w:ascii="Calibri" w:hAnsi="Calibri" w:cs="Calibri"/>
+        </w:rPr>
+        <w:t>UserRepository</w:t>
+      </w:r>
+      <w:proofErr w:type="spellEnd"/>
+      <w:r>
+        <w:rPr>
+          <w:rFonts w:ascii="Calibri" w:hAnsi="Calibri" w:cs="Calibri"/>
+        </w:rPr>
+        <w:t xml:space="preserve"> </w:t>
+      </w:r>
+      <w:r>
+        <w:rPr>
+          <w:rFonts w:ascii="Calibri" w:hAnsi="Calibri" w:cs="Calibri" w:hint="cs"/>
+          <w:rtl/>
+        </w:rPr>
+        <w:t xml:space="preserve"> </w:t>
+      </w:r>
+      <w:r>
+        <w:rPr>
+          <w:rFonts w:ascii="Calibri" w:hAnsi="Calibri" w:cs="Calibri"/>
+          <w:rtl/>
+        </w:rPr>
+        <w:t xml:space="preserve">ואת </w:t>
+      </w:r>
+      <w:proofErr w:type="spellStart"/>
+      <w:r>
+        <w:rPr>
+          <w:rFonts w:ascii="Calibri" w:hAnsi="Calibri" w:cs="Calibri"/>
+        </w:rPr>
+        <w:t>TaskRepository</w:t>
+      </w:r>
+      <w:proofErr w:type="spellEnd"/>
+      <w:r>
+        <w:rPr>
+          <w:rFonts w:ascii="Calibri" w:hAnsi="Calibri" w:cs="Calibri"/>
+          <w:rtl/>
+        </w:rPr>
+        <w:t>.</w:t>
+      </w:r>
+      <w:r>
+        <w:rPr>
+          <w:rFonts w:ascii="Calibri" w:hAnsi="Calibri" w:cs="Calibri"/>
+        </w:rPr>
+        <w:t xml:space="preserve"> </w:t>
+      </w:r>
+      <w:r>
+        <w:rPr>
+          <w:rFonts w:ascii="Calibri" w:hAnsi="Calibri" w:cs="Calibri"/>
+          <w:rtl/>
+        </w:rPr>
+        <w:t>שכבה זו משמשת כמתווכת ומבודדת את היישום העסקי מאופן שמירת המידע בפועל, ומספקת ממשק עבודה מונחה אובייקטים לקריאה וכתיבה של משימות ומשתמשים</w:t>
+      </w:r>
+      <w:r>
+        <w:rPr>
+          <w:rFonts w:ascii="Calibri" w:hAnsi="Calibri" w:cs="Calibri" w:hint="cs"/>
+          <w:rtl/>
+        </w:rPr>
+        <w:t>.</w:t>
+      </w:r>
+      <w:r>
+        <w:rPr>
+          <w:rFonts w:ascii="Calibri" w:hAnsi="Calibri" w:cs="Calibri"/>
+        </w:rPr>
+        <w:t xml:space="preserve"> </w:t>
+      </w:r>
+    </w:p>
+    <w:p>
+      <w:pPr>
+        <w:numPr>
+          <w:ilvl w:val="0"/>
+          <w:numId w:val="3"/>
+        </w:numPr>
+        <w:bidi/>
+        <w:rPr>
+          <w:rFonts w:ascii="Calibri" w:hAnsi="Calibri" w:cs="Calibri"/>
+        </w:rPr>
+      </w:pPr>
+      <w:r>
+        <w:rPr>
+          <w:rFonts w:ascii="Calibri" w:hAnsi="Calibri" w:cs="Calibri"/>
+          <w:b/>
+          <w:bCs/>
+          <w:rtl/>
+        </w:rPr>
+        <w:t>שכבת האחסון</w:t>
+      </w:r>
+      <w:r>
+        <w:rPr>
+          <w:rFonts w:ascii="Calibri" w:hAnsi="Calibri" w:cs="Calibri"/>
+          <w:b/>
+          <w:bCs/>
+        </w:rPr>
+        <w:t xml:space="preserve"> (Storage Layer)</w:t>
+      </w:r>
+      <w:r>
+        <w:rPr>
+          <w:rFonts w:ascii="Calibri" w:hAnsi="Calibri" w:cs="Calibri" w:hint="cs"/>
+          <w:b/>
+          <w:bCs/>
+          <w:rtl/>
+        </w:rPr>
+        <w:t xml:space="preserve">: </w:t>
+      </w:r>
+      <w:r>
+        <w:rPr>
+          <w:rFonts w:ascii="Calibri" w:hAnsi="Calibri" w:cs="Calibri"/>
+        </w:rPr>
+        <w:t xml:space="preserve"> </w:t>
+      </w:r>
+      <w:r>
+        <w:rPr>
+          <w:rFonts w:ascii="Calibri" w:hAnsi="Calibri" w:cs="Calibri"/>
+          <w:rtl/>
+        </w:rPr>
+        <w:t>מיוצגת על ידי רכיב ה</w:t>
+      </w:r>
+      <w:r>
+        <w:rPr>
+          <w:rFonts w:ascii="Calibri" w:hAnsi="Calibri" w:cs="Calibri" w:hint="cs"/>
+          <w:rtl/>
+        </w:rPr>
+        <w:t xml:space="preserve">- </w:t>
+      </w:r>
+      <w:proofErr w:type="spellStart"/>
+      <w:r>
+        <w:rPr>
+          <w:rFonts w:ascii="Calibri" w:hAnsi="Calibri" w:cs="Calibri"/>
+        </w:rPr>
+        <w:t>FileStorage</w:t>
+      </w:r>
+      <w:proofErr w:type="spellEnd"/>
+      <w:r>
+        <w:rPr>
+          <w:rFonts w:ascii="Calibri" w:hAnsi="Calibri" w:cs="Calibri"/>
+        </w:rPr>
+        <w:t xml:space="preserve"> </w:t>
+      </w:r>
+      <w:r>
+        <w:rPr>
+          <w:rFonts w:ascii="Calibri" w:hAnsi="Calibri" w:cs="Calibri"/>
+          <w:rtl/>
+        </w:rPr>
+        <w:t>ומסד הנתונים המקומי</w:t>
+      </w:r>
+      <w:r>
+        <w:rPr>
+          <w:rFonts w:ascii="Calibri" w:hAnsi="Calibri" w:cs="Calibri"/>
+        </w:rPr>
+        <w:t xml:space="preserve"> </w:t>
+      </w:r>
+      <w:r>
+        <w:rPr>
+          <w:rFonts w:ascii="Calibri" w:hAnsi="Calibri" w:cs="Calibri"/>
+          <w:rtl/>
+        </w:rPr>
+        <w:t>(</w:t>
+      </w:r>
+      <w:r>
+        <w:rPr>
+          <w:rFonts w:ascii="Calibri" w:hAnsi="Calibri" w:cs="Calibri"/>
+        </w:rPr>
+        <w:t xml:space="preserve">Local Data File </w:t>
+      </w:r>
+      <w:r>
+        <w:rPr>
+          <w:rFonts w:ascii="Calibri" w:hAnsi="Calibri" w:cs="Calibri"/>
+          <w:rtl/>
+        </w:rPr>
+        <w:t xml:space="preserve"> </w:t>
+      </w:r>
+      <w:r>
+        <w:rPr>
+          <w:rFonts w:ascii="Calibri" w:hAnsi="Calibri" w:cs="Calibri"/>
+          <w:rtl/>
+        </w:rPr>
+        <w:t>בפורמט</w:t>
+      </w:r>
+      <w:r>
+        <w:rPr>
+          <w:rFonts w:ascii="Calibri" w:hAnsi="Calibri" w:cs="Calibri"/>
+          <w:rtl/>
+        </w:rPr>
+        <w:t xml:space="preserve"> </w:t>
+      </w:r>
+      <w:r>
+        <w:rPr>
+          <w:rFonts w:ascii="Calibri" w:hAnsi="Calibri" w:cs="Calibri"/>
+        </w:rPr>
+        <w:t xml:space="preserve"> JSON/TXT</w:t>
+      </w:r>
+      <w:r>
+        <w:rPr>
+          <w:rFonts w:ascii="Calibri" w:hAnsi="Calibri" w:cs="Calibri"/>
+          <w:rtl/>
+        </w:rPr>
+        <w:t>).</w:t>
+      </w:r>
+      <w:r>
+        <w:rPr>
+          <w:rFonts w:ascii="Calibri" w:hAnsi="Calibri" w:cs="Calibri"/>
+        </w:rPr>
+        <w:t xml:space="preserve"> </w:t>
+      </w:r>
+      <w:r>
+        <w:rPr>
+          <w:rFonts w:ascii="Calibri" w:hAnsi="Calibri" w:cs="Calibri"/>
+          <w:rtl/>
+        </w:rPr>
+        <w:t>שכבה זו מופקדת על השמירה הפיזית וההתמדה</w:t>
+      </w:r>
+      <w:r>
+        <w:rPr>
+          <w:rFonts w:ascii="Calibri" w:hAnsi="Calibri" w:cs="Calibri"/>
+        </w:rPr>
+        <w:t xml:space="preserve"> (Persistence) </w:t>
+      </w:r>
+      <w:r>
+        <w:rPr>
+          <w:rFonts w:ascii="Calibri" w:hAnsi="Calibri" w:cs="Calibri"/>
+          <w:rtl/>
+        </w:rPr>
+        <w:t xml:space="preserve"> </w:t>
+      </w:r>
+      <w:r>
+        <w:rPr>
+          <w:rFonts w:ascii="Calibri" w:hAnsi="Calibri" w:cs="Calibri"/>
+          <w:rtl/>
+        </w:rPr>
+        <w:t>של המידע</w:t>
+      </w:r>
+      <w:r>
+        <w:rPr>
+          <w:rFonts w:ascii="Calibri" w:hAnsi="Calibri" w:cs="Calibri"/>
+        </w:rPr>
+        <w:t>.</w:t>
+      </w:r>
+    </w:p>
+    <w:p>
+      <w:pPr>
+        <w:bidi/>
+        <w:jc w:val="both"/>
+        <w:rPr>
+          <w:rFonts w:ascii="Calibri" w:hAnsi="Calibri" w:cs="Calibri"/>
+          <w:rtl/>
+        </w:rPr>
+      </w:pPr>
+      <w:r>
+        <w:rPr>
+          <w:rFonts w:ascii="Calibri" w:hAnsi="Calibri" w:cs="Calibri"/>
           <w:noProof/>
         </w:rPr>
         <w:drawing>
-          <wp:inline distT="0" distB="0" distL="0" distR="0" wp14:anchorId="45AEF914" wp14:editId="5C58E5D1">
-            <wp:extent cx="5943600" cy="2804795"/>
-            <wp:effectExtent l="0" t="0" r="0" b="0"/>
+          <wp:inline distT="0" distB="0" distL="0" distR="0" wp14:anchorId="45AEF914" wp14:editId="4D078983">
+            <wp:extent cx="5874327" cy="2772105"/>
+            <wp:effectExtent l="0" t="0" r="0" b="9525"/>
             <wp:docPr id="496833760" name="Picture 14"/>
             <wp:cNvGraphicFramePr>
               <a:graphicFrameLocks xmlns:a="http://schemas.openxmlformats.org/drawingml/2006/main" noChangeAspect="1"/>
@@ -1000,7 +3189,7 @@
                     </pic:cNvPicPr>
                   </pic:nvPicPr>
                   <pic:blipFill>
-                    <a:blip r:embed="rId16">
+                    <a:blip r:embed="rId13">
                       <a:extLst>
                         <a:ext uri="{28A0092B-C50C-407E-A947-70E740481C1C}">
                           <a14:useLocalDpi xmlns:a14="http://schemas.microsoft.com/office/drawing/2010/main" val="0"/>
@@ -1015,7 +3204,7 @@
                   <pic:spPr bwMode="auto">
                     <a:xfrm>
                       <a:off x="0" y="0"/>
-                      <a:ext cx="5943600" cy="2804795"/>
+                      <a:ext cx="5875026" cy="2772435"/>
                     </a:xfrm>
                     <a:prstGeom prst="rect">
                       <a:avLst/>
@@ -1032,6 +3221,133 @@
         </w:drawing>
       </w:r>
     </w:p>
+    <w:p>
+      <w:pPr>
+        <w:bidi/>
+        <w:jc w:val="both"/>
+        <w:rPr>
+          <w:rFonts w:ascii="Calibri" w:hAnsi="Calibri" w:cs="Calibri"/>
+        </w:rPr>
+      </w:pPr>
+      <w:r>
+        <w:rPr>
+          <w:rFonts w:ascii="Calibri" w:hAnsi="Calibri" w:cs="Calibri"/>
+          <w:b/>
+          <w:bCs/>
+          <w:rtl/>
+        </w:rPr>
+        <w:t>לסיכום</w:t>
+      </w:r>
+      <w:r>
+        <w:rPr>
+          <w:rFonts w:ascii="Calibri" w:hAnsi="Calibri" w:cs="Calibri"/>
+          <w:rtl/>
+        </w:rPr>
+        <w:t>,</w:t>
+      </w:r>
+      <w:r>
+        <w:rPr>
+          <w:rFonts w:ascii="Calibri" w:hAnsi="Calibri" w:cs="Calibri"/>
+          <w:rtl/>
+        </w:rPr>
+        <w:t xml:space="preserve"> העבודה מממשת </w:t>
+      </w:r>
+      <w:r>
+        <w:rPr>
+          <w:rFonts w:ascii="Calibri" w:hAnsi="Calibri" w:cs="Calibri"/>
+          <w:rtl/>
+        </w:rPr>
+        <w:t>הפרדה מוחלטת בין לוגיקה לנתונים</w:t>
+      </w:r>
+      <w:r>
+        <w:rPr>
+          <w:rFonts w:ascii="Calibri" w:hAnsi="Calibri" w:cs="Calibri"/>
+          <w:rtl/>
+        </w:rPr>
+        <w:t xml:space="preserve">, </w:t>
+      </w:r>
+      <w:r>
+        <w:rPr>
+          <w:rFonts w:ascii="Calibri" w:hAnsi="Calibri" w:cs="Calibri"/>
+          <w:rtl/>
+        </w:rPr>
+        <w:t>תמיכה בדרישות אמינות ושמירה אוטומטית</w:t>
+      </w:r>
+      <w:r>
+        <w:rPr>
+          <w:rFonts w:ascii="Calibri" w:hAnsi="Calibri" w:cs="Calibri"/>
+          <w:rtl/>
+        </w:rPr>
+        <w:t xml:space="preserve">, </w:t>
+      </w:r>
+      <w:r>
+        <w:rPr>
+          <w:rFonts w:ascii="Calibri" w:hAnsi="Calibri" w:cs="Calibri"/>
+          <w:rtl/>
+        </w:rPr>
+        <w:t>יכולת בדיקה גבוהה</w:t>
+      </w:r>
+      <w:r>
+        <w:rPr>
+          <w:rFonts w:ascii="Calibri" w:hAnsi="Calibri" w:cs="Calibri"/>
+          <w:rtl/>
+        </w:rPr>
+        <w:t xml:space="preserve"> </w:t>
+      </w:r>
+      <w:r>
+        <w:rPr>
+          <w:rFonts w:ascii="Calibri" w:hAnsi="Calibri" w:cs="Calibri"/>
+        </w:rPr>
+        <w:t xml:space="preserve"> (Testability)</w:t>
+      </w:r>
+      <w:r>
+        <w:rPr>
+          <w:rFonts w:ascii="Calibri" w:hAnsi="Calibri" w:cs="Calibri" w:hint="cs"/>
+          <w:rtl/>
+        </w:rPr>
+        <w:t>ו</w:t>
+      </w:r>
+      <w:r>
+        <w:rPr>
+          <w:rFonts w:ascii="Calibri" w:hAnsi="Calibri" w:cs="Calibri"/>
+          <w:rtl/>
+        </w:rPr>
+        <w:t>עבודה במצב לא מקוון</w:t>
+      </w:r>
+      <w:r>
+        <w:rPr>
+          <w:rFonts w:ascii="Calibri" w:hAnsi="Calibri" w:cs="Calibri"/>
+          <w:rtl/>
+        </w:rPr>
+        <w:t xml:space="preserve"> </w:t>
+      </w:r>
+      <w:r>
+        <w:rPr>
+          <w:rFonts w:ascii="Calibri" w:hAnsi="Calibri" w:cs="Calibri"/>
+        </w:rPr>
+        <w:t xml:space="preserve"> </w:t>
+      </w:r>
+      <w:r>
+        <w:rPr>
+          <w:rFonts w:ascii="Calibri" w:hAnsi="Calibri" w:cs="Calibri"/>
+          <w:rtl/>
+        </w:rPr>
+        <w:t>(</w:t>
+      </w:r>
+      <w:r>
+        <w:rPr>
+          <w:rFonts w:ascii="Calibri" w:hAnsi="Calibri" w:cs="Calibri"/>
+        </w:rPr>
+        <w:t>Offline</w:t>
+      </w:r>
+      <w:r>
+        <w:rPr>
+          <w:rFonts w:ascii="Calibri" w:hAnsi="Calibri" w:cs="Calibri"/>
+          <w:rtl/>
+        </w:rPr>
+        <w:t xml:space="preserve">). </w:t>
+      </w:r>
+    </w:p>
     <w:sectPr>
       <w:pgSz w:w="12240" w:h="15840"/>
       <w:pgMar w:top="1440" w:right="1440" w:bottom="1440" w:left="1440" w:header="720" w:footer="720" w:gutter="0"/>
@@ -1040,6 +3356,359 @@
     </w:sectPr>
   </w:body>
 </w:document>
+</file>
+
+<file path=word/numbering.xml><?xml version="1.0" encoding="utf-8"?>
+<w:numbering xmlns:wpc="http://schemas.microsoft.com/office/word/2010/wordprocessingCanvas" xmlns:cx="http://schemas.microsoft.com/office/drawing/2014/chartex" xmlns:cx1="http://schemas.microsoft.com/office/drawing/2015/9/8/chartex" xmlns:cx2="http://schemas.microsoft.com/office/drawing/2015/10/21/chartex" xmlns:cx3="http://schemas.microsoft.com/office/drawing/2016/5/9/chartex" xmlns:cx4="http://schemas.microsoft.com/office/drawing/2016/5/10/chartex" xmlns:cx5="http://schemas.microsoft.com/office/drawing/2016/5/11/chartex" xmlns:cx6="http://schemas.microsoft.com/office/drawing/2016/5/12/chartex" xmlns:cx7="http://schemas.microsoft.com/office/drawing/2016/5/13/chartex" xmlns:cx8="http://schemas.microsoft.com/office/drawing/2016/5/14/chartex" xmlns:mc="http://schemas.openxmlformats.org/markup-compatibility/2006" xmlns:aink="http://schemas.microsoft.com/office/drawing/2016/ink" xmlns:am3d="http://schemas.microsoft.com/office/drawing/2017/model3d" xmlns:o="urn:schemas-microsoft-com:office:office" xmlns:oel="http://schemas.microsoft.com/office/2019/extlst" xmlns:r="http://schemas.openxmlformats.org/officeDocument/2006/relationships" xmlns:m="http://schemas.openxmlformats.org/officeDocument/2006/math" xmlns:v="urn:schemas-microsoft-com:vml" xmlns:wp14="http://schemas.microsoft.com/office/word/2010/wordprocessingDrawing" xmlns:wp="http://schemas.openxmlformats.org/drawingml/2006/wordprocessingDrawing" xmlns:w10="urn:schemas-microsoft-com:office:word" xmlns:w="http://schemas.openxmlformats.org/wordprocessingml/2006/main" xmlns:w14="http://schemas.microsoft.com/office/word/2010/wordml" xmlns:w15="http://schemas.microsoft.com/office/word/2012/wordml" xmlns:w16cex="http://schemas.microsoft.com/office/word/2018/wordml/cex" xmlns:w16cid="http://schemas.microsoft.com/office/word/2016/wordml/cid" xmlns:w16="http://schemas.microsoft.com/office/word/2018/wordml" xmlns:w16du="http://schemas.microsoft.com/office/word/2023/wordml/word16du" xmlns:w16sdtdh="http://schemas.microsoft.com/office/word/2020/wordml/sdtdatahash" xmlns:w16sdtfl="http://schemas.microsoft.com/office/word/2024/wordml/sdtformatlock" xmlns:w16se="http://schemas.microsoft.com/office/word/2015/wordml/symex" xmlns:wpg="http://schemas.microsoft.com/office/word/2010/wordprocessingGroup" xmlns:wpi="http://schemas.microsoft.com/office/word/2010/wordprocessingInk" xmlns:wne="http://schemas.microsoft.com/office/word/2006/wordml" xmlns:wps="http://schemas.microsoft.com/office/word/2010/wordprocessingShape" mc:Ignorable="w14 w15 w16se w16cid w16 w16cex w16sdtdh w16sdtfl w16du wp14">
+  <w:abstractNum w:abstractNumId="0" w15:restartNumberingAfterBreak="0">
+    <w:nsid w:val="2BC029D2"/>
+    <w:multiLevelType w:val="multilevel"/>
+    <w:tmpl w:val="45542E52"/>
+    <w:lvl w:ilvl="0">
+      <w:start w:val="1"/>
+      <w:numFmt w:val="decimal"/>
+      <w:lvlText w:val="%1."/>
+      <w:lvlJc w:val="left"/>
+      <w:pPr>
+        <w:tabs>
+          <w:tab w:val="num" w:pos="720"/>
+        </w:tabs>
+        <w:ind w:left="720" w:hanging="360"/>
+      </w:pPr>
+    </w:lvl>
+    <w:lvl w:ilvl="1" w:tentative="1">
+      <w:start w:val="1"/>
+      <w:numFmt w:val="decimal"/>
+      <w:lvlText w:val="%2."/>
+      <w:lvlJc w:val="left"/>
+      <w:pPr>
+        <w:tabs>
+          <w:tab w:val="num" w:pos="1440"/>
+        </w:tabs>
+        <w:ind w:left="1440" w:hanging="360"/>
+      </w:pPr>
+    </w:lvl>
+    <w:lvl w:ilvl="2" w:tentative="1">
+      <w:start w:val="1"/>
+      <w:numFmt w:val="decimal"/>
+      <w:lvlText w:val="%3."/>
+      <w:lvlJc w:val="left"/>
+      <w:pPr>
+        <w:tabs>
+          <w:tab w:val="num" w:pos="2160"/>
+        </w:tabs>
+        <w:ind w:left="2160" w:hanging="360"/>
+      </w:pPr>
+    </w:lvl>
+    <w:lvl w:ilvl="3" w:tentative="1">
+      <w:start w:val="1"/>
+      <w:numFmt w:val="decimal"/>
+      <w:lvlText w:val="%4."/>
+      <w:lvlJc w:val="left"/>
+      <w:pPr>
+        <w:tabs>
+          <w:tab w:val="num" w:pos="2880"/>
+        </w:tabs>
+        <w:ind w:left="2880" w:hanging="360"/>
+      </w:pPr>
+    </w:lvl>
+    <w:lvl w:ilvl="4" w:tentative="1">
+      <w:start w:val="1"/>
+      <w:numFmt w:val="decimal"/>
+      <w:lvlText w:val="%5."/>
+      <w:lvlJc w:val="left"/>
+      <w:pPr>
+        <w:tabs>
+          <w:tab w:val="num" w:pos="3600"/>
+        </w:tabs>
+        <w:ind w:left="3600" w:hanging="360"/>
+      </w:pPr>
+    </w:lvl>
+    <w:lvl w:ilvl="5" w:tentative="1">
+      <w:start w:val="1"/>
+      <w:numFmt w:val="decimal"/>
+      <w:lvlText w:val="%6."/>
+      <w:lvlJc w:val="left"/>
+      <w:pPr>
+        <w:tabs>
+          <w:tab w:val="num" w:pos="4320"/>
+        </w:tabs>
+        <w:ind w:left="4320" w:hanging="360"/>
+      </w:pPr>
+    </w:lvl>
+    <w:lvl w:ilvl="6" w:tentative="1">
+      <w:start w:val="1"/>
+      <w:numFmt w:val="decimal"/>
+      <w:lvlText w:val="%7."/>
+      <w:lvlJc w:val="left"/>
+      <w:pPr>
+        <w:tabs>
+          <w:tab w:val="num" w:pos="5040"/>
+        </w:tabs>
+        <w:ind w:left="5040" w:hanging="360"/>
+      </w:pPr>
+    </w:lvl>
+    <w:lvl w:ilvl="7" w:tentative="1">
+      <w:start w:val="1"/>
+      <w:numFmt w:val="decimal"/>
+      <w:lvlText w:val="%8."/>
+      <w:lvlJc w:val="left"/>
+      <w:pPr>
+        <w:tabs>
+          <w:tab w:val="num" w:pos="5760"/>
+        </w:tabs>
+        <w:ind w:left="5760" w:hanging="360"/>
+      </w:pPr>
+    </w:lvl>
+    <w:lvl w:ilvl="8" w:tentative="1">
+      <w:start w:val="1"/>
+      <w:numFmt w:val="decimal"/>
+      <w:lvlText w:val="%9."/>
+      <w:lvlJc w:val="left"/>
+      <w:pPr>
+        <w:tabs>
+          <w:tab w:val="num" w:pos="6480"/>
+        </w:tabs>
+        <w:ind w:left="6480" w:hanging="360"/>
+      </w:pPr>
+    </w:lvl>
+  </w:abstractNum>
+  <w:abstractNum w:abstractNumId="1" w15:restartNumberingAfterBreak="0">
+    <w:nsid w:val="37C42011"/>
+    <w:multiLevelType w:val="multilevel"/>
+    <w:tmpl w:val="45542E52"/>
+    <w:lvl w:ilvl="0">
+      <w:start w:val="1"/>
+      <w:numFmt w:val="decimal"/>
+      <w:lvlText w:val="%1."/>
+      <w:lvlJc w:val="left"/>
+      <w:pPr>
+        <w:tabs>
+          <w:tab w:val="num" w:pos="720"/>
+        </w:tabs>
+        <w:ind w:left="720" w:hanging="360"/>
+      </w:pPr>
+    </w:lvl>
+    <w:lvl w:ilvl="1" w:tentative="1">
+      <w:start w:val="1"/>
+      <w:numFmt w:val="decimal"/>
+      <w:lvlText w:val="%2."/>
+      <w:lvlJc w:val="left"/>
+      <w:pPr>
+        <w:tabs>
+          <w:tab w:val="num" w:pos="1440"/>
+        </w:tabs>
+        <w:ind w:left="1440" w:hanging="360"/>
+      </w:pPr>
+    </w:lvl>
+    <w:lvl w:ilvl="2" w:tentative="1">
+      <w:start w:val="1"/>
+      <w:numFmt w:val="decimal"/>
+      <w:lvlText w:val="%3."/>
+      <w:lvlJc w:val="left"/>
+      <w:pPr>
+        <w:tabs>
+          <w:tab w:val="num" w:pos="2160"/>
+        </w:tabs>
+        <w:ind w:left="2160" w:hanging="360"/>
+      </w:pPr>
+    </w:lvl>
+    <w:lvl w:ilvl="3" w:tentative="1">
+      <w:start w:val="1"/>
+      <w:numFmt w:val="decimal"/>
+      <w:lvlText w:val="%4."/>
+      <w:lvlJc w:val="left"/>
+      <w:pPr>
+        <w:tabs>
+          <w:tab w:val="num" w:pos="2880"/>
+        </w:tabs>
+        <w:ind w:left="2880" w:hanging="360"/>
+      </w:pPr>
+    </w:lvl>
+    <w:lvl w:ilvl="4" w:tentative="1">
+      <w:start w:val="1"/>
+      <w:numFmt w:val="decimal"/>
+      <w:lvlText w:val="%5."/>
+      <w:lvlJc w:val="left"/>
+      <w:pPr>
+        <w:tabs>
+          <w:tab w:val="num" w:pos="3600"/>
+        </w:tabs>
+        <w:ind w:left="3600" w:hanging="360"/>
+      </w:pPr>
+    </w:lvl>
+    <w:lvl w:ilvl="5" w:tentative="1">
+      <w:start w:val="1"/>
+      <w:numFmt w:val="decimal"/>
+      <w:lvlText w:val="%6."/>
+      <w:lvlJc w:val="left"/>
+      <w:pPr>
+        <w:tabs>
+          <w:tab w:val="num" w:pos="4320"/>
+        </w:tabs>
+        <w:ind w:left="4320" w:hanging="360"/>
+      </w:pPr>
+    </w:lvl>
+    <w:lvl w:ilvl="6" w:tentative="1">
+      <w:start w:val="1"/>
+      <w:numFmt w:val="decimal"/>
+      <w:lvlText w:val="%7."/>
+      <w:lvlJc w:val="left"/>
+      <w:pPr>
+        <w:tabs>
+          <w:tab w:val="num" w:pos="5040"/>
+        </w:tabs>
+        <w:ind w:left="5040" w:hanging="360"/>
+      </w:pPr>
+    </w:lvl>
+    <w:lvl w:ilvl="7" w:tentative="1">
+      <w:start w:val="1"/>
+      <w:numFmt w:val="decimal"/>
+      <w:lvlText w:val="%8."/>
+      <w:lvlJc w:val="left"/>
+      <w:pPr>
+        <w:tabs>
+          <w:tab w:val="num" w:pos="5760"/>
+        </w:tabs>
+        <w:ind w:left="5760" w:hanging="360"/>
+      </w:pPr>
+    </w:lvl>
+    <w:lvl w:ilvl="8" w:tentative="1">
+      <w:start w:val="1"/>
+      <w:numFmt w:val="decimal"/>
+      <w:lvlText w:val="%9."/>
+      <w:lvlJc w:val="left"/>
+      <w:pPr>
+        <w:tabs>
+          <w:tab w:val="num" w:pos="6480"/>
+        </w:tabs>
+        <w:ind w:left="6480" w:hanging="360"/>
+      </w:pPr>
+    </w:lvl>
+  </w:abstractNum>
+  <w:abstractNum w:abstractNumId="2" w15:restartNumberingAfterBreak="0">
+    <w:nsid w:val="7E1670B8"/>
+    <w:multiLevelType w:val="multilevel"/>
+    <w:tmpl w:val="45542E52"/>
+    <w:lvl w:ilvl="0">
+      <w:start w:val="1"/>
+      <w:numFmt w:val="decimal"/>
+      <w:lvlText w:val="%1."/>
+      <w:lvlJc w:val="left"/>
+      <w:pPr>
+        <w:tabs>
+          <w:tab w:val="num" w:pos="720"/>
+        </w:tabs>
+        <w:ind w:left="720" w:hanging="360"/>
+      </w:pPr>
+    </w:lvl>
+    <w:lvl w:ilvl="1" w:tentative="1">
+      <w:start w:val="1"/>
+      <w:numFmt w:val="decimal"/>
+      <w:lvlText w:val="%2."/>
+      <w:lvlJc w:val="left"/>
+      <w:pPr>
+        <w:tabs>
+          <w:tab w:val="num" w:pos="1440"/>
+        </w:tabs>
+        <w:ind w:left="1440" w:hanging="360"/>
+      </w:pPr>
+    </w:lvl>
+    <w:lvl w:ilvl="2" w:tentative="1">
+      <w:start w:val="1"/>
+      <w:numFmt w:val="decimal"/>
+      <w:lvlText w:val="%3."/>
+      <w:lvlJc w:val="left"/>
+      <w:pPr>
+        <w:tabs>
+          <w:tab w:val="num" w:pos="2160"/>
+        </w:tabs>
+        <w:ind w:left="2160" w:hanging="360"/>
+      </w:pPr>
+    </w:lvl>
+    <w:lvl w:ilvl="3" w:tentative="1">
+      <w:start w:val="1"/>
+      <w:numFmt w:val="decimal"/>
+      <w:lvlText w:val="%4."/>
+      <w:lvlJc w:val="left"/>
+      <w:pPr>
+        <w:tabs>
+          <w:tab w:val="num" w:pos="2880"/>
+        </w:tabs>
+        <w:ind w:left="2880" w:hanging="360"/>
+      </w:pPr>
+    </w:lvl>
+    <w:lvl w:ilvl="4" w:tentative="1">
+      <w:start w:val="1"/>
+      <w:numFmt w:val="decimal"/>
+      <w:lvlText w:val="%5."/>
+      <w:lvlJc w:val="left"/>
+      <w:pPr>
+        <w:tabs>
+          <w:tab w:val="num" w:pos="3600"/>
+        </w:tabs>
+        <w:ind w:left="3600" w:hanging="360"/>
+      </w:pPr>
+    </w:lvl>
+    <w:lvl w:ilvl="5" w:tentative="1">
+      <w:start w:val="1"/>
+      <w:numFmt w:val="decimal"/>
+      <w:lvlText w:val="%6."/>
+      <w:lvlJc w:val="left"/>
+      <w:pPr>
+        <w:tabs>
+          <w:tab w:val="num" w:pos="4320"/>
+        </w:tabs>
+        <w:ind w:left="4320" w:hanging="360"/>
+      </w:pPr>
+    </w:lvl>
+    <w:lvl w:ilvl="6" w:tentative="1">
+      <w:start w:val="1"/>
+      <w:numFmt w:val="decimal"/>
+      <w:lvlText w:val="%7."/>
+      <w:lvlJc w:val="left"/>
+      <w:pPr>
+        <w:tabs>
+          <w:tab w:val="num" w:pos="5040"/>
+        </w:tabs>
+        <w:ind w:left="5040" w:hanging="360"/>
+      </w:pPr>
+    </w:lvl>
+    <w:lvl w:ilvl="7" w:tentative="1">
+      <w:start w:val="1"/>
+      <w:numFmt w:val="decimal"/>
+      <w:lvlText w:val="%8."/>
+      <w:lvlJc w:val="left"/>
+      <w:pPr>
+        <w:tabs>
+          <w:tab w:val="num" w:pos="5760"/>
+        </w:tabs>
+        <w:ind w:left="5760" w:hanging="360"/>
+      </w:pPr>
+    </w:lvl>
+    <w:lvl w:ilvl="8" w:tentative="1">
+      <w:start w:val="1"/>
+      <w:numFmt w:val="decimal"/>
+      <w:lvlText w:val="%9."/>
+      <w:lvlJc w:val="left"/>
+      <w:pPr>
+        <w:tabs>
+          <w:tab w:val="num" w:pos="6480"/>
+        </w:tabs>
+        <w:ind w:left="6480" w:hanging="360"/>
+      </w:pPr>
+    </w:lvl>
+  </w:abstractNum>
+  <w:num w:numId="1" w16cid:durableId="862742653">
+    <w:abstractNumId w:val="0"/>
+  </w:num>
+  <w:num w:numId="2" w16cid:durableId="1902985959">
+    <w:abstractNumId w:val="1"/>
+  </w:num>
+  <w:num w:numId="3" w16cid:durableId="473956944">
+    <w:abstractNumId w:val="2"/>
+  </w:num>
+</w:numbering>
 </file>
 
 <file path=word/styles.xml><?xml version="1.0" encoding="utf-8"?>
